--- a/Lab4/lab4.docx
+++ b/Lab4/lab4.docx
@@ -1771,12 +1771,6 @@
         <w:gridCol w:w="4500"/>
       </w:tblGrid>
       <w:tr>
-        <w:tblPrEx>
-          <w:tblCellMar>
-            <w:top w:w="0" w:type="dxa"/>
-            <w:bottom w:w="0" w:type="dxa"/>
-          </w:tblCellMar>
-        </w:tblPrEx>
         <w:tc>
           <w:tcPr>
             <w:tcW w:w="4500" w:type="dxa"/>
@@ -1829,12 +1823,6 @@
         </w:tc>
       </w:tr>
       <w:tr>
-        <w:tblPrEx>
-          <w:tblCellMar>
-            <w:top w:w="0" w:type="dxa"/>
-            <w:bottom w:w="0" w:type="dxa"/>
-          </w:tblCellMar>
-        </w:tblPrEx>
         <w:tc>
           <w:tcPr>
             <w:tcW w:w="4500" w:type="dxa"/>
@@ -1877,12 +1865,6 @@
         </w:tc>
       </w:tr>
       <w:tr>
-        <w:tblPrEx>
-          <w:tblCellMar>
-            <w:top w:w="0" w:type="dxa"/>
-            <w:bottom w:w="0" w:type="dxa"/>
-          </w:tblCellMar>
-        </w:tblPrEx>
         <w:tc>
           <w:tcPr>
             <w:tcW w:w="4500" w:type="dxa"/>
@@ -1925,12 +1907,6 @@
         </w:tc>
       </w:tr>
       <w:tr>
-        <w:tblPrEx>
-          <w:tblCellMar>
-            <w:top w:w="0" w:type="dxa"/>
-            <w:bottom w:w="0" w:type="dxa"/>
-          </w:tblCellMar>
-        </w:tblPrEx>
         <w:tc>
           <w:tcPr>
             <w:tcW w:w="4500" w:type="dxa"/>
@@ -1973,12 +1949,6 @@
         </w:tc>
       </w:tr>
       <w:tr>
-        <w:tblPrEx>
-          <w:tblCellMar>
-            <w:top w:w="0" w:type="dxa"/>
-            <w:bottom w:w="0" w:type="dxa"/>
-          </w:tblCellMar>
-        </w:tblPrEx>
         <w:tc>
           <w:tcPr>
             <w:tcW w:w="4500" w:type="dxa"/>
@@ -2023,12 +1993,6 @@
         </w:tc>
       </w:tr>
       <w:tr>
-        <w:tblPrEx>
-          <w:tblCellMar>
-            <w:top w:w="0" w:type="dxa"/>
-            <w:bottom w:w="0" w:type="dxa"/>
-          </w:tblCellMar>
-        </w:tblPrEx>
         <w:tc>
           <w:tcPr>
             <w:tcW w:w="4500" w:type="dxa"/>
@@ -2555,6 +2519,7 @@
         <w:rPr>
           <w:rFonts w:ascii="Times New Roman" w:hAnsi="Times New Roman" w:cs="Times New Roman"/>
           <w:sz w:val="24"/>
+          <w:lang w:val="ru-RU"/>
         </w:rPr>
       </w:pPr>
       <w:r>
@@ -2565,53 +2530,13 @@
         </w:rPr>
         <w:t xml:space="preserve">Проверяет время отклика сервера: запрос считается неуспешным, если пороговое время выполнения превышено. </w:t>
       </w:r>
-      <w:proofErr w:type="spellStart"/>
-      <w:r>
-        <w:rPr>
-          <w:rFonts w:ascii="Times New Roman" w:hAnsi="Times New Roman" w:cs="Times New Roman"/>
-          <w:sz w:val="24"/>
-        </w:rPr>
-        <w:t>Для</w:t>
-      </w:r>
-      <w:proofErr w:type="spellEnd"/>
-      <w:r>
-        <w:rPr>
-          <w:rFonts w:ascii="Times New Roman" w:hAnsi="Times New Roman" w:cs="Times New Roman"/>
-          <w:sz w:val="24"/>
-        </w:rPr>
-        <w:t xml:space="preserve"> </w:t>
-      </w:r>
-      <w:proofErr w:type="spellStart"/>
-      <w:r>
-        <w:rPr>
-          <w:rFonts w:ascii="Times New Roman" w:hAnsi="Times New Roman" w:cs="Times New Roman"/>
-          <w:sz w:val="24"/>
-        </w:rPr>
-        <w:t>варианта</w:t>
-      </w:r>
-      <w:proofErr w:type="spellEnd"/>
-      <w:r>
-        <w:rPr>
-          <w:rFonts w:ascii="Times New Roman" w:hAnsi="Times New Roman" w:cs="Times New Roman"/>
-          <w:sz w:val="24"/>
-        </w:rPr>
-        <w:t xml:space="preserve"> — 600 </w:t>
-      </w:r>
-      <w:proofErr w:type="spellStart"/>
-      <w:r>
-        <w:rPr>
-          <w:rFonts w:ascii="Times New Roman" w:hAnsi="Times New Roman" w:cs="Times New Roman"/>
-          <w:sz w:val="24"/>
-        </w:rPr>
-        <w:t>мс</w:t>
-      </w:r>
-      <w:proofErr w:type="spellEnd"/>
-      <w:r>
-        <w:rPr>
-          <w:rFonts w:ascii="Times New Roman" w:hAnsi="Times New Roman" w:cs="Times New Roman"/>
-          <w:sz w:val="24"/>
-        </w:rPr>
-        <w:t>.</w:t>
+      <w:r>
+        <w:rPr>
+          <w:rFonts w:ascii="Times New Roman" w:hAnsi="Times New Roman" w:cs="Times New Roman"/>
+          <w:sz w:val="24"/>
+          <w:lang w:val="ru-RU"/>
+        </w:rPr>
+        <w:t>Для варианта — 600 мс.</w:t>
       </w:r>
     </w:p>
     <w:p>
@@ -2620,6 +2545,7 @@
         <w:rPr>
           <w:rFonts w:ascii="Times New Roman" w:hAnsi="Times New Roman" w:cs="Times New Roman"/>
           <w:sz w:val="24"/>
+          <w:lang w:val="ru-RU"/>
         </w:rPr>
       </w:pPr>
       <w:r>
@@ -2670,7 +2596,45 @@
           <w:bCs/>
           <w:sz w:val="24"/>
         </w:rPr>
-        <w:t>Constant Throughput Timer</w:t>
+        <w:t>Constant</w:t>
+      </w:r>
+      <w:r>
+        <w:rPr>
+          <w:rFonts w:ascii="Times New Roman" w:hAnsi="Times New Roman" w:cs="Times New Roman"/>
+          <w:b/>
+          <w:bCs/>
+          <w:sz w:val="24"/>
+          <w:lang w:val="ru-RU"/>
+        </w:rPr>
+        <w:t xml:space="preserve"> </w:t>
+      </w:r>
+      <w:r>
+        <w:rPr>
+          <w:rFonts w:ascii="Times New Roman" w:hAnsi="Times New Roman" w:cs="Times New Roman"/>
+          <w:b/>
+          <w:bCs/>
+          <w:sz w:val="24"/>
+        </w:rPr>
+        <w:t>Throughput</w:t>
+      </w:r>
+      <w:r>
+        <w:rPr>
+          <w:rFonts w:ascii="Times New Roman" w:hAnsi="Times New Roman" w:cs="Times New Roman"/>
+          <w:b/>
+          <w:bCs/>
+          <w:sz w:val="24"/>
+          <w:lang w:val="ru-RU"/>
+        </w:rPr>
+        <w:t xml:space="preserve"> </w:t>
+      </w:r>
+      <w:r>
+        <w:rPr>
+          <w:rFonts w:ascii="Times New Roman" w:hAnsi="Times New Roman" w:cs="Times New Roman"/>
+          <w:b/>
+          <w:bCs/>
+          <w:sz w:val="24"/>
+        </w:rPr>
+        <w:t>Timer</w:t>
       </w:r>
     </w:p>
     <w:p>
@@ -3298,23 +3262,7 @@
           <w:sz w:val="24"/>
           <w:lang w:val="ru-RU"/>
         </w:rPr>
-        <w:t xml:space="preserve">Конфигурация </w:t>
-      </w:r>
-      <w:r>
-        <w:rPr>
-          <w:rFonts w:ascii="Times New Roman" w:hAnsi="Times New Roman" w:cs="Times New Roman"/>
-          <w:sz w:val="24"/>
-          <w:lang w:val="ru-RU"/>
-        </w:rPr>
-        <w:t>2</w:t>
-      </w:r>
-      <w:r>
-        <w:rPr>
-          <w:rFonts w:ascii="Times New Roman" w:hAnsi="Times New Roman" w:cs="Times New Roman"/>
-          <w:sz w:val="24"/>
-          <w:lang w:val="ru-RU"/>
-        </w:rPr>
-        <w:t>:</w:t>
+        <w:t>Конфигурация 2:</w:t>
       </w:r>
     </w:p>
     <w:p>
@@ -3386,23 +3334,7 @@
           <w:lang w:val="ru-RU"/>
         </w:rPr>
         <w:lastRenderedPageBreak/>
-        <w:t xml:space="preserve">Конфигурация </w:t>
-      </w:r>
-      <w:r>
-        <w:rPr>
-          <w:rFonts w:ascii="Times New Roman" w:hAnsi="Times New Roman" w:cs="Times New Roman"/>
-          <w:sz w:val="24"/>
-          <w:lang w:val="ru-RU"/>
-        </w:rPr>
-        <w:t>3</w:t>
-      </w:r>
-      <w:r>
-        <w:rPr>
-          <w:rFonts w:ascii="Times New Roman" w:hAnsi="Times New Roman" w:cs="Times New Roman"/>
-          <w:sz w:val="24"/>
-          <w:lang w:val="ru-RU"/>
-        </w:rPr>
-        <w:t>:</w:t>
+        <w:t>Конфигурация 3:</w:t>
       </w:r>
     </w:p>
     <w:p>
@@ -4113,519 +4045,39 @@
     </w:p>
     <w:p>
       <w:pPr>
-        <w:rPr>
-          <w:rFonts w:ascii="Times New Roman" w:hAnsi="Times New Roman" w:cs="Times New Roman"/>
-          <w:sz w:val="24"/>
-          <w:lang w:val="ru-RU"/>
-        </w:rPr>
-      </w:pPr>
-      <w:r>
-        <w:rPr>
-          <w:rFonts w:ascii="Times New Roman" w:hAnsi="Times New Roman" w:cs="Times New Roman"/>
-          <w:sz w:val="24"/>
-          <w:lang w:val="ru-RU"/>
-        </w:rPr>
-        <w:t>Резкий скачок нагрузки: рост до 300 пользователей за 60 секунд (по 5 пользователей в секунду), удерж</w:t>
-      </w:r>
+        <w:pStyle w:val="Heading2"/>
+        <w:spacing w:before="280" w:after="160"/>
+        <w:rPr>
+          <w:rFonts w:ascii="Times New Roman" w:eastAsiaTheme="minorHAnsi" w:hAnsi="Times New Roman" w:cs="Times New Roman"/>
+          <w:color w:val="auto"/>
+          <w:sz w:val="24"/>
+          <w:szCs w:val="22"/>
+          <w:lang w:val="ru-RU"/>
+        </w:rPr>
+      </w:pPr>
+      <w:r>
+        <w:rPr>
+          <w:rFonts w:ascii="Times New Roman" w:eastAsiaTheme="minorHAnsi" w:hAnsi="Times New Roman" w:cs="Times New Roman"/>
+          <w:color w:val="auto"/>
+          <w:sz w:val="24"/>
+          <w:szCs w:val="22"/>
+          <w:lang w:val="ru-RU"/>
+        </w:rPr>
+        <w:t>В ходе стресс-тестирования HTTP 503 не был зафиксирован вплоть до 224 пользователей. Однако уже при нагрузке 32 пользователя (640 запросов/мин) среднее время ответа превысило 620 мс (621 мс), а доля ошибок достигла 49%. При нагрузке 40 пользователей (800 запросов/мин) среднее время ответа составило 660 мс, а доля ошибок — 91%. Это свидетельствует о превышении предельной нагрузки. Сервер возвращал ошибки, отличные от 503 (вероятно, HTTP 500 или таймауты), что может быть связано с особенностями конфигурации приложения</w:t>
+      </w:r>
+    </w:p>
+    <w:p>
+      <w:pPr>
+        <w:pStyle w:val="Heading2"/>
+        <w:spacing w:before="280" w:after="160"/>
+        <w:rPr>
+          <w:rFonts w:ascii="Times New Roman" w:hAnsi="Times New Roman" w:cs="Times New Roman"/>
+          <w:sz w:val="36"/>
+          <w:lang w:val="ru-RU"/>
+        </w:rPr>
+      </w:pPr>
       <w:bookmarkStart w:id="0" w:name="_GoBack"/>
       <w:bookmarkEnd w:id="0"/>
-      <w:r>
-        <w:rPr>
-          <w:rFonts w:ascii="Times New Roman" w:hAnsi="Times New Roman" w:cs="Times New Roman"/>
-          <w:sz w:val="24"/>
-          <w:lang w:val="ru-RU"/>
-        </w:rPr>
-        <w:t xml:space="preserve">ание 180 секунд. </w:t>
-      </w:r>
-      <w:r>
-        <w:rPr>
-          <w:rFonts w:ascii="Times New Roman" w:hAnsi="Times New Roman" w:cs="Times New Roman"/>
-          <w:sz w:val="24"/>
-        </w:rPr>
-        <w:t>Duration</w:t>
-      </w:r>
-      <w:r>
-        <w:rPr>
-          <w:rFonts w:ascii="Times New Roman" w:hAnsi="Times New Roman" w:cs="Times New Roman"/>
-          <w:sz w:val="24"/>
-          <w:lang w:val="ru-RU"/>
-        </w:rPr>
-        <w:t xml:space="preserve"> </w:t>
-      </w:r>
-      <w:r>
-        <w:rPr>
-          <w:rFonts w:ascii="Times New Roman" w:hAnsi="Times New Roman" w:cs="Times New Roman"/>
-          <w:sz w:val="24"/>
-        </w:rPr>
-        <w:t>Assertion</w:t>
-      </w:r>
-      <w:r>
-        <w:rPr>
-          <w:rFonts w:ascii="Times New Roman" w:hAnsi="Times New Roman" w:cs="Times New Roman"/>
-          <w:sz w:val="24"/>
-          <w:lang w:val="ru-RU"/>
-        </w:rPr>
-        <w:t xml:space="preserve"> в этом эксперименте отключён, чтобы не засорять данные искусственными падениями по ассертам — фиксируются только реальные ошибки сервера (500/503/нет ответа).</w:t>
-      </w:r>
-    </w:p>
-    <w:p>
-      <w:pPr>
-        <w:spacing w:after="200"/>
-        <w:rPr>
-          <w:rFonts w:ascii="Times New Roman" w:hAnsi="Times New Roman" w:cs="Times New Roman"/>
-          <w:sz w:val="24"/>
-          <w:lang w:val="ru-RU"/>
-        </w:rPr>
-      </w:pPr>
-      <w:r>
-        <w:rPr>
-          <w:rFonts w:ascii="Times New Roman" w:hAnsi="Times New Roman" w:cs="Times New Roman"/>
-          <w:i/>
-          <w:iCs/>
-          <w:color w:val="C00000"/>
-          <w:sz w:val="24"/>
-          <w:lang w:val="ru-RU"/>
-        </w:rPr>
-        <w:t xml:space="preserve">[ЗАПОЛНИТЬ: скриншот вкладки </w:t>
-      </w:r>
-      <w:r>
-        <w:rPr>
-          <w:rFonts w:ascii="Times New Roman" w:hAnsi="Times New Roman" w:cs="Times New Roman"/>
-          <w:i/>
-          <w:iCs/>
-          <w:color w:val="C00000"/>
-          <w:sz w:val="24"/>
-        </w:rPr>
-        <w:t>Thread</w:t>
-      </w:r>
-      <w:r>
-        <w:rPr>
-          <w:rFonts w:ascii="Times New Roman" w:hAnsi="Times New Roman" w:cs="Times New Roman"/>
-          <w:i/>
-          <w:iCs/>
-          <w:color w:val="C00000"/>
-          <w:sz w:val="24"/>
-          <w:lang w:val="ru-RU"/>
-        </w:rPr>
-        <w:t xml:space="preserve"> </w:t>
-      </w:r>
-      <w:r>
-        <w:rPr>
-          <w:rFonts w:ascii="Times New Roman" w:hAnsi="Times New Roman" w:cs="Times New Roman"/>
-          <w:i/>
-          <w:iCs/>
-          <w:color w:val="C00000"/>
-          <w:sz w:val="24"/>
-        </w:rPr>
-        <w:t>Group</w:t>
-      </w:r>
-      <w:r>
-        <w:rPr>
-          <w:rFonts w:ascii="Times New Roman" w:hAnsi="Times New Roman" w:cs="Times New Roman"/>
-          <w:i/>
-          <w:iCs/>
-          <w:color w:val="C00000"/>
-          <w:sz w:val="24"/>
-          <w:lang w:val="ru-RU"/>
-        </w:rPr>
-        <w:t xml:space="preserve"> для </w:t>
-      </w:r>
-      <w:proofErr w:type="spellStart"/>
-      <w:r>
-        <w:rPr>
-          <w:rFonts w:ascii="Times New Roman" w:hAnsi="Times New Roman" w:cs="Times New Roman"/>
-          <w:i/>
-          <w:iCs/>
-          <w:color w:val="C00000"/>
-          <w:sz w:val="24"/>
-        </w:rPr>
-        <w:t>Exp</w:t>
-      </w:r>
-      <w:proofErr w:type="spellEnd"/>
-      <w:r>
-        <w:rPr>
-          <w:rFonts w:ascii="Times New Roman" w:hAnsi="Times New Roman" w:cs="Times New Roman"/>
-          <w:i/>
-          <w:iCs/>
-          <w:color w:val="C00000"/>
-          <w:sz w:val="24"/>
-          <w:lang w:val="ru-RU"/>
-        </w:rPr>
-        <w:t>2]</w:t>
-      </w:r>
-    </w:p>
-    <w:p>
-      <w:pPr>
-        <w:spacing w:after="200"/>
-        <w:rPr>
-          <w:rFonts w:ascii="Times New Roman" w:hAnsi="Times New Roman" w:cs="Times New Roman"/>
-          <w:sz w:val="24"/>
-        </w:rPr>
-      </w:pPr>
-      <w:r>
-        <w:rPr>
-          <w:rFonts w:ascii="Times New Roman" w:hAnsi="Times New Roman" w:cs="Times New Roman"/>
-          <w:i/>
-          <w:iCs/>
-          <w:color w:val="C00000"/>
-          <w:sz w:val="24"/>
-        </w:rPr>
-        <w:t xml:space="preserve">[ЗАПОЛНИТЬ: </w:t>
-      </w:r>
-      <w:proofErr w:type="spellStart"/>
-      <w:r>
-        <w:rPr>
-          <w:rFonts w:ascii="Times New Roman" w:hAnsi="Times New Roman" w:cs="Times New Roman"/>
-          <w:i/>
-          <w:iCs/>
-          <w:color w:val="C00000"/>
-          <w:sz w:val="24"/>
-        </w:rPr>
-        <w:t>диаграмма</w:t>
-      </w:r>
-      <w:proofErr w:type="spellEnd"/>
-      <w:r>
-        <w:rPr>
-          <w:rFonts w:ascii="Times New Roman" w:hAnsi="Times New Roman" w:cs="Times New Roman"/>
-          <w:i/>
-          <w:iCs/>
-          <w:color w:val="C00000"/>
-          <w:sz w:val="24"/>
-        </w:rPr>
-        <w:t xml:space="preserve"> Requests Summary (PASS/FAIL) </w:t>
-      </w:r>
-      <w:proofErr w:type="spellStart"/>
-      <w:r>
-        <w:rPr>
-          <w:rFonts w:ascii="Times New Roman" w:hAnsi="Times New Roman" w:cs="Times New Roman"/>
-          <w:i/>
-          <w:iCs/>
-          <w:color w:val="C00000"/>
-          <w:sz w:val="24"/>
-        </w:rPr>
-        <w:t>для</w:t>
-      </w:r>
-      <w:proofErr w:type="spellEnd"/>
-      <w:r>
-        <w:rPr>
-          <w:rFonts w:ascii="Times New Roman" w:hAnsi="Times New Roman" w:cs="Times New Roman"/>
-          <w:i/>
-          <w:iCs/>
-          <w:color w:val="C00000"/>
-          <w:sz w:val="24"/>
-        </w:rPr>
-        <w:t xml:space="preserve"> Exp2]</w:t>
-      </w:r>
-    </w:p>
-    <w:p>
-      <w:pPr>
-        <w:spacing w:after="200"/>
-        <w:rPr>
-          <w:rFonts w:ascii="Times New Roman" w:hAnsi="Times New Roman" w:cs="Times New Roman"/>
-          <w:sz w:val="24"/>
-          <w:lang w:val="ru-RU"/>
-        </w:rPr>
-      </w:pPr>
-      <w:r>
-        <w:rPr>
-          <w:rFonts w:ascii="Times New Roman" w:hAnsi="Times New Roman" w:cs="Times New Roman"/>
-          <w:i/>
-          <w:iCs/>
-          <w:color w:val="C00000"/>
-          <w:sz w:val="24"/>
-          <w:lang w:val="ru-RU"/>
-        </w:rPr>
-        <w:t xml:space="preserve">[ЗАПОЛНИТЬ: таблица </w:t>
-      </w:r>
-      <w:r>
-        <w:rPr>
-          <w:rFonts w:ascii="Times New Roman" w:hAnsi="Times New Roman" w:cs="Times New Roman"/>
-          <w:i/>
-          <w:iCs/>
-          <w:color w:val="C00000"/>
-          <w:sz w:val="24"/>
-        </w:rPr>
-        <w:t>Errors</w:t>
-      </w:r>
-      <w:r>
-        <w:rPr>
-          <w:rFonts w:ascii="Times New Roman" w:hAnsi="Times New Roman" w:cs="Times New Roman"/>
-          <w:i/>
-          <w:iCs/>
-          <w:color w:val="C00000"/>
-          <w:sz w:val="24"/>
-          <w:lang w:val="ru-RU"/>
-        </w:rPr>
-        <w:t xml:space="preserve"> (по типам: 500, 503, </w:t>
-      </w:r>
-      <w:r>
-        <w:rPr>
-          <w:rFonts w:ascii="Times New Roman" w:hAnsi="Times New Roman" w:cs="Times New Roman"/>
-          <w:i/>
-          <w:iCs/>
-          <w:color w:val="C00000"/>
-          <w:sz w:val="24"/>
-        </w:rPr>
-        <w:t>no</w:t>
-      </w:r>
-      <w:r>
-        <w:rPr>
-          <w:rFonts w:ascii="Times New Roman" w:hAnsi="Times New Roman" w:cs="Times New Roman"/>
-          <w:i/>
-          <w:iCs/>
-          <w:color w:val="C00000"/>
-          <w:sz w:val="24"/>
-          <w:lang w:val="ru-RU"/>
-        </w:rPr>
-        <w:t xml:space="preserve"> </w:t>
-      </w:r>
-      <w:r>
-        <w:rPr>
-          <w:rFonts w:ascii="Times New Roman" w:hAnsi="Times New Roman" w:cs="Times New Roman"/>
-          <w:i/>
-          <w:iCs/>
-          <w:color w:val="C00000"/>
-          <w:sz w:val="24"/>
-        </w:rPr>
-        <w:t>response</w:t>
-      </w:r>
-      <w:r>
-        <w:rPr>
-          <w:rFonts w:ascii="Times New Roman" w:hAnsi="Times New Roman" w:cs="Times New Roman"/>
-          <w:i/>
-          <w:iCs/>
-          <w:color w:val="C00000"/>
-          <w:sz w:val="24"/>
-          <w:lang w:val="ru-RU"/>
-        </w:rPr>
-        <w:t xml:space="preserve">) для </w:t>
-      </w:r>
-      <w:proofErr w:type="spellStart"/>
-      <w:r>
-        <w:rPr>
-          <w:rFonts w:ascii="Times New Roman" w:hAnsi="Times New Roman" w:cs="Times New Roman"/>
-          <w:i/>
-          <w:iCs/>
-          <w:color w:val="C00000"/>
-          <w:sz w:val="24"/>
-        </w:rPr>
-        <w:t>Exp</w:t>
-      </w:r>
-      <w:proofErr w:type="spellEnd"/>
-      <w:r>
-        <w:rPr>
-          <w:rFonts w:ascii="Times New Roman" w:hAnsi="Times New Roman" w:cs="Times New Roman"/>
-          <w:i/>
-          <w:iCs/>
-          <w:color w:val="C00000"/>
-          <w:sz w:val="24"/>
-          <w:lang w:val="ru-RU"/>
-        </w:rPr>
-        <w:t>2]</w:t>
-      </w:r>
-    </w:p>
-    <w:p>
-      <w:pPr>
-        <w:spacing w:after="200"/>
-        <w:rPr>
-          <w:rFonts w:ascii="Times New Roman" w:hAnsi="Times New Roman" w:cs="Times New Roman"/>
-          <w:sz w:val="24"/>
-        </w:rPr>
-      </w:pPr>
-      <w:r>
-        <w:rPr>
-          <w:rFonts w:ascii="Times New Roman" w:hAnsi="Times New Roman" w:cs="Times New Roman"/>
-          <w:i/>
-          <w:iCs/>
-          <w:color w:val="C00000"/>
-          <w:sz w:val="24"/>
-        </w:rPr>
-        <w:t xml:space="preserve">[ЗАПОЛНИТЬ: </w:t>
-      </w:r>
-      <w:proofErr w:type="spellStart"/>
-      <w:r>
-        <w:rPr>
-          <w:rFonts w:ascii="Times New Roman" w:hAnsi="Times New Roman" w:cs="Times New Roman"/>
-          <w:i/>
-          <w:iCs/>
-          <w:color w:val="C00000"/>
-          <w:sz w:val="24"/>
-        </w:rPr>
-        <w:t>график</w:t>
-      </w:r>
-      <w:proofErr w:type="spellEnd"/>
-      <w:r>
-        <w:rPr>
-          <w:rFonts w:ascii="Times New Roman" w:hAnsi="Times New Roman" w:cs="Times New Roman"/>
-          <w:i/>
-          <w:iCs/>
-          <w:color w:val="C00000"/>
-          <w:sz w:val="24"/>
-        </w:rPr>
-        <w:t xml:space="preserve"> Active Threads </w:t>
-      </w:r>
-      <w:proofErr w:type="gramStart"/>
-      <w:r>
-        <w:rPr>
-          <w:rFonts w:ascii="Times New Roman" w:hAnsi="Times New Roman" w:cs="Times New Roman"/>
-          <w:i/>
-          <w:iCs/>
-          <w:color w:val="C00000"/>
-          <w:sz w:val="24"/>
-        </w:rPr>
-        <w:t>Over</w:t>
-      </w:r>
-      <w:proofErr w:type="gramEnd"/>
-      <w:r>
-        <w:rPr>
-          <w:rFonts w:ascii="Times New Roman" w:hAnsi="Times New Roman" w:cs="Times New Roman"/>
-          <w:i/>
-          <w:iCs/>
-          <w:color w:val="C00000"/>
-          <w:sz w:val="24"/>
-        </w:rPr>
-        <w:t xml:space="preserve"> Time </w:t>
-      </w:r>
-      <w:proofErr w:type="spellStart"/>
-      <w:r>
-        <w:rPr>
-          <w:rFonts w:ascii="Times New Roman" w:hAnsi="Times New Roman" w:cs="Times New Roman"/>
-          <w:i/>
-          <w:iCs/>
-          <w:color w:val="C00000"/>
-          <w:sz w:val="24"/>
-        </w:rPr>
-        <w:t>для</w:t>
-      </w:r>
-      <w:proofErr w:type="spellEnd"/>
-      <w:r>
-        <w:rPr>
-          <w:rFonts w:ascii="Times New Roman" w:hAnsi="Times New Roman" w:cs="Times New Roman"/>
-          <w:i/>
-          <w:iCs/>
-          <w:color w:val="C00000"/>
-          <w:sz w:val="24"/>
-        </w:rPr>
-        <w:t xml:space="preserve"> Exp2]</w:t>
-      </w:r>
-    </w:p>
-    <w:p>
-      <w:pPr>
-        <w:spacing w:after="200"/>
-        <w:rPr>
-          <w:rFonts w:ascii="Times New Roman" w:hAnsi="Times New Roman" w:cs="Times New Roman"/>
-          <w:sz w:val="24"/>
-          <w:lang w:val="ru-RU"/>
-        </w:rPr>
-      </w:pPr>
-      <w:r>
-        <w:rPr>
-          <w:rFonts w:ascii="Times New Roman" w:hAnsi="Times New Roman" w:cs="Times New Roman"/>
-          <w:i/>
-          <w:iCs/>
-          <w:color w:val="C00000"/>
-          <w:sz w:val="24"/>
-          <w:lang w:val="ru-RU"/>
-        </w:rPr>
-        <w:t xml:space="preserve">[ЗАПОЛНИТЬ: график </w:t>
-      </w:r>
-      <w:r>
-        <w:rPr>
-          <w:rFonts w:ascii="Times New Roman" w:hAnsi="Times New Roman" w:cs="Times New Roman"/>
-          <w:i/>
-          <w:iCs/>
-          <w:color w:val="C00000"/>
-          <w:sz w:val="24"/>
-        </w:rPr>
-        <w:t>Codes</w:t>
-      </w:r>
-      <w:r>
-        <w:rPr>
-          <w:rFonts w:ascii="Times New Roman" w:hAnsi="Times New Roman" w:cs="Times New Roman"/>
-          <w:i/>
-          <w:iCs/>
-          <w:color w:val="C00000"/>
-          <w:sz w:val="24"/>
-          <w:lang w:val="ru-RU"/>
-        </w:rPr>
-        <w:t xml:space="preserve"> </w:t>
-      </w:r>
-      <w:r>
-        <w:rPr>
-          <w:rFonts w:ascii="Times New Roman" w:hAnsi="Times New Roman" w:cs="Times New Roman"/>
-          <w:i/>
-          <w:iCs/>
-          <w:color w:val="C00000"/>
-          <w:sz w:val="24"/>
-        </w:rPr>
-        <w:t>Per</w:t>
-      </w:r>
-      <w:r>
-        <w:rPr>
-          <w:rFonts w:ascii="Times New Roman" w:hAnsi="Times New Roman" w:cs="Times New Roman"/>
-          <w:i/>
-          <w:iCs/>
-          <w:color w:val="C00000"/>
-          <w:sz w:val="24"/>
-          <w:lang w:val="ru-RU"/>
-        </w:rPr>
-        <w:t xml:space="preserve"> </w:t>
-      </w:r>
-      <w:r>
-        <w:rPr>
-          <w:rFonts w:ascii="Times New Roman" w:hAnsi="Times New Roman" w:cs="Times New Roman"/>
-          <w:i/>
-          <w:iCs/>
-          <w:color w:val="C00000"/>
-          <w:sz w:val="24"/>
-        </w:rPr>
-        <w:t>Second</w:t>
-      </w:r>
-      <w:r>
-        <w:rPr>
-          <w:rFonts w:ascii="Times New Roman" w:hAnsi="Times New Roman" w:cs="Times New Roman"/>
-          <w:i/>
-          <w:iCs/>
-          <w:color w:val="C00000"/>
-          <w:sz w:val="24"/>
-          <w:lang w:val="ru-RU"/>
-        </w:rPr>
-        <w:t xml:space="preserve"> (200/500/503) для </w:t>
-      </w:r>
-      <w:proofErr w:type="spellStart"/>
-      <w:r>
-        <w:rPr>
-          <w:rFonts w:ascii="Times New Roman" w:hAnsi="Times New Roman" w:cs="Times New Roman"/>
-          <w:i/>
-          <w:iCs/>
-          <w:color w:val="C00000"/>
-          <w:sz w:val="24"/>
-        </w:rPr>
-        <w:t>Exp</w:t>
-      </w:r>
-      <w:proofErr w:type="spellEnd"/>
-      <w:r>
-        <w:rPr>
-          <w:rFonts w:ascii="Times New Roman" w:hAnsi="Times New Roman" w:cs="Times New Roman"/>
-          <w:i/>
-          <w:iCs/>
-          <w:color w:val="C00000"/>
-          <w:sz w:val="24"/>
-          <w:lang w:val="ru-RU"/>
-        </w:rPr>
-        <w:t>2 — момент появления первого 503]</w:t>
-      </w:r>
-    </w:p>
-    <w:p>
-      <w:pPr>
-        <w:pStyle w:val="Heading2"/>
-        <w:spacing w:before="280" w:after="160"/>
-        <w:rPr>
-          <w:rFonts w:ascii="Times New Roman" w:hAnsi="Times New Roman" w:cs="Times New Roman"/>
-          <w:sz w:val="36"/>
-          <w:lang w:val="ru-RU"/>
-        </w:rPr>
-      </w:pPr>
       <w:r>
         <w:rPr>
           <w:rFonts w:ascii="Times New Roman" w:hAnsi="Times New Roman" w:cs="Times New Roman"/>
@@ -6853,6 +6305,7 @@
   <w:style w:type="character" w:default="1" w:styleId="DefaultParagraphFont">
     <w:name w:val="Default Paragraph Font"/>
     <w:uiPriority w:val="1"/>
+    <w:semiHidden/>
     <w:unhideWhenUsed/>
   </w:style>
   <w:style w:type="table" w:default="1" w:styleId="TableNormal">
@@ -7560,7 +7013,7 @@
 </file>
 
 <file path=customXml/itemProps1.xml><?xml version="1.0" encoding="utf-8"?>
-<ds:datastoreItem xmlns:ds="http://schemas.openxmlformats.org/officeDocument/2006/customXml" ds:itemID="{FEE11C2D-4BF2-4F7B-94CD-8A4BA9E5F86D}">
+<ds:datastoreItem xmlns:ds="http://schemas.openxmlformats.org/officeDocument/2006/customXml" ds:itemID="{EEDE7C9D-FB2E-4C0C-B64B-8DB20D8AD952}">
   <ds:schemaRefs>
     <ds:schemaRef ds:uri="http://schemas.openxmlformats.org/officeDocument/2006/bibliography"/>
   </ds:schemaRefs>

--- a/Lab4/lab4.docx
+++ b/Lab4/lab4.docx
@@ -4063,7 +4063,28 @@
           <w:szCs w:val="22"/>
           <w:lang w:val="ru-RU"/>
         </w:rPr>
-        <w:t>В ходе стресс-тестирования HTTP 503 не был зафиксирован вплоть до 224 пользователей. Однако уже при нагрузке 32 пользователя (640 запросов/мин) среднее время ответа превысило 620 мс (621 мс), а доля ошибок достигла 49%. При нагрузке 40 пользователей (800 запросов/мин) среднее время ответа составило 660 мс, а доля ошибок — 91%. Это свидетельствует о превышении предельной нагрузки. Сервер возвращал ошибки, отличные от 503 (вероятно, HTTP 500 или таймауты), что может быть связано с особенностями конфигурации приложения</w:t>
+        <w:lastRenderedPageBreak/>
+        <w:t>В ходе стресс-тестирования HTTP 503 не был зафиксирован вплоть до 224 пользователей. Однако уже при нагрузке 32 пользователя (640 запросов/мин) среднее время ответа превысило 620 мс (621 мс), а доля ошибок достигла 49%. При нагрузке 40 пользователей (800 запросов/мин) среднее время ответа составило</w:t>
+      </w:r>
+      <w:r>
+        <w:rPr>
+          <w:rFonts w:ascii="Times New Roman" w:eastAsiaTheme="minorHAnsi" w:hAnsi="Times New Roman" w:cs="Times New Roman"/>
+          <w:color w:val="auto"/>
+          <w:sz w:val="24"/>
+          <w:szCs w:val="22"/>
+          <w:lang w:val="ru-RU"/>
+        </w:rPr>
+        <w:t xml:space="preserve"> примерно</w:t>
+      </w:r>
+      <w:r>
+        <w:rPr>
+          <w:rFonts w:ascii="Times New Roman" w:eastAsiaTheme="minorHAnsi" w:hAnsi="Times New Roman" w:cs="Times New Roman"/>
+          <w:color w:val="auto"/>
+          <w:sz w:val="24"/>
+          <w:szCs w:val="22"/>
+          <w:lang w:val="ru-RU"/>
+        </w:rPr>
+        <w:t xml:space="preserve"> 660 мс, а доля ошибок — 91%. Это свидетельствует о превышении предельной нагрузки. Сервер возвращал ошибки, отличные от 503 (вероятно, HTTP 500 или таймауты), что может быть связано с особенностями конфигурации приложения</w:t>
       </w:r>
     </w:p>
     <w:p>
@@ -4076,196 +4097,156 @@
           <w:lang w:val="ru-RU"/>
         </w:rPr>
       </w:pPr>
+      <w:r>
+        <w:rPr>
+          <w:rFonts w:ascii="Times New Roman" w:hAnsi="Times New Roman" w:cs="Times New Roman"/>
+          <w:sz w:val="36"/>
+          <w:lang w:val="ru-RU"/>
+        </w:rPr>
+        <w:t>График</w:t>
+      </w:r>
+      <w:r>
+        <w:rPr>
+          <w:rFonts w:ascii="Times New Roman" w:hAnsi="Times New Roman" w:cs="Times New Roman"/>
+          <w:sz w:val="36"/>
+          <w:lang w:val="ru-RU"/>
+        </w:rPr>
+        <w:t>и</w:t>
+      </w:r>
+      <w:r>
+        <w:rPr>
+          <w:rFonts w:ascii="Times New Roman" w:hAnsi="Times New Roman" w:cs="Times New Roman"/>
+          <w:sz w:val="36"/>
+          <w:lang w:val="ru-RU"/>
+        </w:rPr>
+        <w:t xml:space="preserve"> для выбранной конфигурации</w:t>
+      </w:r>
+    </w:p>
+    <w:p>
+      <w:pPr>
+        <w:pStyle w:val="Heading1"/>
+        <w:spacing w:before="280" w:after="160"/>
+        <w:rPr>
+          <w:rFonts w:ascii="Times New Roman" w:hAnsi="Times New Roman" w:cs="Times New Roman"/>
+          <w:sz w:val="44"/>
+        </w:rPr>
+      </w:pPr>
+      <w:r>
+        <w:rPr>
+          <w:rFonts w:ascii="Times New Roman" w:hAnsi="Times New Roman" w:cs="Times New Roman"/>
+          <w:sz w:val="44"/>
+        </w:rPr>
+        <w:lastRenderedPageBreak/>
+        <w:pict w14:anchorId="086727CE">
+          <v:shape id="_x0000_i1035" type="#_x0000_t75" style="width:306pt;height:171.6pt">
+            <v:imagedata r:id="rId31" o:title="until_503_error_rate_vs_users"/>
+          </v:shape>
+        </w:pict>
+      </w:r>
+      <w:r>
+        <w:rPr>
+          <w:rFonts w:ascii="Times New Roman" w:hAnsi="Times New Roman" w:cs="Times New Roman"/>
+          <w:sz w:val="44"/>
+        </w:rPr>
+        <w:pict w14:anchorId="20375073">
+          <v:shape id="_x0000_i1036" type="#_x0000_t75" style="width:297.6pt;height:166.8pt">
+            <v:imagedata r:id="rId32" o:title="until_503_http_503_count_vs_users"/>
+          </v:shape>
+        </w:pict>
+      </w:r>
+      <w:r>
+        <w:rPr>
+          <w:rFonts w:ascii="Times New Roman" w:hAnsi="Times New Roman" w:cs="Times New Roman"/>
+          <w:sz w:val="44"/>
+        </w:rPr>
+        <w:pict w14:anchorId="02BD6608">
+          <v:shape id="_x0000_i1037" type="#_x0000_t75" style="width:309pt;height:173.4pt">
+            <v:imagedata r:id="rId33" o:title="until_503_response_time_vs_users"/>
+          </v:shape>
+        </w:pict>
+      </w:r>
+      <w:r>
+        <w:rPr>
+          <w:rFonts w:ascii="Times New Roman" w:hAnsi="Times New Roman" w:cs="Times New Roman"/>
+          <w:sz w:val="44"/>
+        </w:rPr>
+        <w:pict w14:anchorId="0EA55C6F">
+          <v:shape id="_x0000_i1038" type="#_x0000_t75" style="width:301.8pt;height:169.2pt">
+            <v:imagedata r:id="rId34" o:title="until_503_throughput_rpm_vs_users"/>
+          </v:shape>
+        </w:pict>
+      </w:r>
+    </w:p>
+    <w:p>
+      <w:pPr>
+        <w:pStyle w:val="Heading1"/>
+        <w:spacing w:before="280" w:after="160"/>
+        <w:rPr>
+          <w:rFonts w:ascii="Times New Roman" w:hAnsi="Times New Roman" w:cs="Times New Roman"/>
+          <w:sz w:val="44"/>
+          <w:lang w:val="ru-RU"/>
+        </w:rPr>
+      </w:pPr>
+      <w:r>
+        <w:rPr>
+          <w:rFonts w:ascii="Times New Roman" w:hAnsi="Times New Roman" w:cs="Times New Roman"/>
+          <w:sz w:val="44"/>
+          <w:lang w:val="ru-RU"/>
+        </w:rPr>
+        <w:lastRenderedPageBreak/>
+        <w:t>Выводы по работе</w:t>
+      </w:r>
+    </w:p>
+    <w:p>
+      <w:pPr>
+        <w:rPr>
+          <w:rFonts w:ascii="Times New Roman" w:hAnsi="Times New Roman" w:cs="Times New Roman"/>
+          <w:sz w:val="24"/>
+          <w:lang w:val="ru-RU"/>
+        </w:rPr>
+      </w:pPr>
+      <w:r>
+        <w:rPr>
+          <w:rFonts w:ascii="Times New Roman" w:hAnsi="Times New Roman" w:cs="Times New Roman"/>
+          <w:sz w:val="24"/>
+          <w:lang w:val="ru-RU"/>
+        </w:rPr>
+        <w:t xml:space="preserve">В ходе выполнения лабораторной работы были изучены методы нагрузочного и стресс-тестирования веб-приложений с использованием программного пакета </w:t>
+      </w:r>
+      <w:r>
+        <w:rPr>
+          <w:rFonts w:ascii="Times New Roman" w:hAnsi="Times New Roman" w:cs="Times New Roman"/>
+          <w:sz w:val="24"/>
+        </w:rPr>
+        <w:t>Apache</w:t>
+      </w:r>
+      <w:r>
+        <w:rPr>
+          <w:rFonts w:ascii="Times New Roman" w:hAnsi="Times New Roman" w:cs="Times New Roman"/>
+          <w:sz w:val="24"/>
+          <w:lang w:val="ru-RU"/>
+        </w:rPr>
+        <w:t xml:space="preserve"> </w:t>
+      </w:r>
+      <w:proofErr w:type="spellStart"/>
+      <w:r>
+        <w:rPr>
+          <w:rFonts w:ascii="Times New Roman" w:hAnsi="Times New Roman" w:cs="Times New Roman"/>
+          <w:sz w:val="24"/>
+        </w:rPr>
+        <w:t>JMeter</w:t>
+      </w:r>
+      <w:proofErr w:type="spellEnd"/>
+      <w:r>
+        <w:rPr>
+          <w:rFonts w:ascii="Times New Roman" w:hAnsi="Times New Roman" w:cs="Times New Roman"/>
+          <w:sz w:val="24"/>
+          <w:lang w:val="ru-RU"/>
+        </w:rPr>
+        <w:t>. Были настроены сценарии тестирования, выполнена генерация нагрузки и проведён анализ основных показателей производительности системы.</w:t>
+      </w:r>
       <w:bookmarkStart w:id="0" w:name="_GoBack"/>
       <w:bookmarkEnd w:id="0"/>
-      <w:r>
-        <w:rPr>
-          <w:rFonts w:ascii="Times New Roman" w:hAnsi="Times New Roman" w:cs="Times New Roman"/>
-          <w:sz w:val="36"/>
-          <w:lang w:val="ru-RU"/>
-        </w:rPr>
-        <w:t>График изменения времени отклика от нагрузки для выбранной конфигурации</w:t>
-      </w:r>
-    </w:p>
-    <w:p>
-      <w:pPr>
-        <w:spacing w:after="200"/>
-        <w:rPr>
-          <w:rFonts w:ascii="Times New Roman" w:hAnsi="Times New Roman" w:cs="Times New Roman"/>
-          <w:sz w:val="24"/>
-          <w:lang w:val="ru-RU"/>
-        </w:rPr>
-      </w:pPr>
-      <w:r>
-        <w:rPr>
-          <w:rFonts w:ascii="Times New Roman" w:hAnsi="Times New Roman" w:cs="Times New Roman"/>
-          <w:i/>
-          <w:iCs/>
-          <w:color w:val="C00000"/>
-          <w:sz w:val="24"/>
-          <w:lang w:val="ru-RU"/>
-        </w:rPr>
-        <w:t>[ЗАПОЛНИТЬ: итоговый график зависимости времени отклика от нагрузки (</w:t>
-      </w:r>
-      <w:r>
-        <w:rPr>
-          <w:rFonts w:ascii="Times New Roman" w:hAnsi="Times New Roman" w:cs="Times New Roman"/>
-          <w:i/>
-          <w:iCs/>
-          <w:color w:val="C00000"/>
-          <w:sz w:val="24"/>
-        </w:rPr>
-        <w:t>RPS</w:t>
-      </w:r>
-      <w:r>
-        <w:rPr>
-          <w:rFonts w:ascii="Times New Roman" w:hAnsi="Times New Roman" w:cs="Times New Roman"/>
-          <w:i/>
-          <w:iCs/>
-          <w:color w:val="C00000"/>
-          <w:sz w:val="24"/>
-          <w:lang w:val="ru-RU"/>
-        </w:rPr>
-        <w:t>/число пользователей) — собрать по данным Эксперимента 1]</w:t>
-      </w:r>
-    </w:p>
-    <w:p>
-      <w:pPr>
-        <w:pStyle w:val="Heading1"/>
-        <w:spacing w:before="280" w:after="160"/>
-        <w:rPr>
-          <w:rFonts w:ascii="Times New Roman" w:hAnsi="Times New Roman" w:cs="Times New Roman"/>
-          <w:sz w:val="44"/>
-          <w:lang w:val="ru-RU"/>
-        </w:rPr>
-      </w:pPr>
-      <w:r>
-        <w:rPr>
-          <w:rFonts w:ascii="Times New Roman" w:hAnsi="Times New Roman" w:cs="Times New Roman"/>
-          <w:sz w:val="44"/>
-          <w:lang w:val="ru-RU"/>
-        </w:rPr>
-        <w:t>Выводы по работе</w:t>
-      </w:r>
-    </w:p>
-    <w:p>
-      <w:pPr>
-        <w:rPr>
-          <w:rFonts w:ascii="Times New Roman" w:hAnsi="Times New Roman" w:cs="Times New Roman"/>
-          <w:sz w:val="24"/>
-          <w:lang w:val="ru-RU"/>
-        </w:rPr>
-      </w:pPr>
-      <w:r>
-        <w:rPr>
-          <w:rFonts w:ascii="Times New Roman" w:hAnsi="Times New Roman" w:cs="Times New Roman"/>
-          <w:sz w:val="24"/>
-          <w:lang w:val="ru-RU"/>
-        </w:rPr>
-        <w:t xml:space="preserve">В ходе выполнения лабораторной работы были изучены методы нагрузочного и стресс-тестирования веб-приложений с использованием программного пакета </w:t>
-      </w:r>
-      <w:r>
-        <w:rPr>
-          <w:rFonts w:ascii="Times New Roman" w:hAnsi="Times New Roman" w:cs="Times New Roman"/>
-          <w:sz w:val="24"/>
-        </w:rPr>
-        <w:t>Apache</w:t>
-      </w:r>
-      <w:r>
-        <w:rPr>
-          <w:rFonts w:ascii="Times New Roman" w:hAnsi="Times New Roman" w:cs="Times New Roman"/>
-          <w:sz w:val="24"/>
-          <w:lang w:val="ru-RU"/>
-        </w:rPr>
-        <w:t xml:space="preserve"> </w:t>
-      </w:r>
-      <w:proofErr w:type="spellStart"/>
-      <w:r>
-        <w:rPr>
-          <w:rFonts w:ascii="Times New Roman" w:hAnsi="Times New Roman" w:cs="Times New Roman"/>
-          <w:sz w:val="24"/>
-        </w:rPr>
-        <w:t>JMeter</w:t>
-      </w:r>
-      <w:proofErr w:type="spellEnd"/>
-      <w:r>
-        <w:rPr>
-          <w:rFonts w:ascii="Times New Roman" w:hAnsi="Times New Roman" w:cs="Times New Roman"/>
-          <w:sz w:val="24"/>
-          <w:lang w:val="ru-RU"/>
-        </w:rPr>
-        <w:t>. Были настроены сценарии тестирования, выполнена генерация нагрузки и проведён анализ основных показателей производительности системы.</w:t>
-      </w:r>
-    </w:p>
-    <w:p>
-      <w:pPr>
-        <w:spacing w:after="200"/>
-        <w:rPr>
-          <w:rFonts w:ascii="Times New Roman" w:hAnsi="Times New Roman" w:cs="Times New Roman"/>
-          <w:sz w:val="24"/>
-          <w:lang w:val="ru-RU"/>
-        </w:rPr>
-      </w:pPr>
-      <w:r>
-        <w:rPr>
-          <w:rFonts w:ascii="Times New Roman" w:hAnsi="Times New Roman" w:cs="Times New Roman"/>
-          <w:i/>
-          <w:iCs/>
-          <w:color w:val="C00000"/>
-          <w:sz w:val="24"/>
-          <w:lang w:val="ru-RU"/>
-        </w:rPr>
-        <w:t>[ЗАПОЛНИТЬ: итоговый вывод: какая конфигурация выбрана, на каком количестве пользователей/</w:t>
-      </w:r>
-      <w:r>
-        <w:rPr>
-          <w:rFonts w:ascii="Times New Roman" w:hAnsi="Times New Roman" w:cs="Times New Roman"/>
-          <w:i/>
-          <w:iCs/>
-          <w:color w:val="C00000"/>
-          <w:sz w:val="24"/>
-        </w:rPr>
-        <w:t>RPS</w:t>
-      </w:r>
-      <w:r>
-        <w:rPr>
-          <w:rFonts w:ascii="Times New Roman" w:hAnsi="Times New Roman" w:cs="Times New Roman"/>
-          <w:i/>
-          <w:iCs/>
-          <w:color w:val="C00000"/>
-          <w:sz w:val="24"/>
-          <w:lang w:val="ru-RU"/>
-        </w:rPr>
-        <w:t xml:space="preserve"> наступает деградация и отказ (503), сколько это в реальных цифрах по вашему прогону]</w:t>
-      </w:r>
-    </w:p>
-    <w:p>
-      <w:pPr>
-        <w:rPr>
-          <w:rFonts w:ascii="Times New Roman" w:hAnsi="Times New Roman" w:cs="Times New Roman"/>
-          <w:sz w:val="24"/>
-          <w:lang w:val="ru-RU"/>
-        </w:rPr>
-      </w:pPr>
-      <w:r>
-        <w:rPr>
-          <w:rFonts w:ascii="Times New Roman" w:hAnsi="Times New Roman" w:cs="Times New Roman"/>
-          <w:sz w:val="24"/>
-          <w:lang w:val="ru-RU"/>
-        </w:rPr>
-        <w:br w:type="page"/>
-      </w:r>
-    </w:p>
-    <w:p>
-      <w:pPr>
-        <w:jc w:val="center"/>
-        <w:rPr>
-          <w:rFonts w:ascii="Times New Roman" w:hAnsi="Times New Roman" w:cs="Times New Roman"/>
-          <w:sz w:val="28"/>
-          <w:szCs w:val="24"/>
-          <w:lang w:val="ru-RU"/>
-        </w:rPr>
-      </w:pPr>
     </w:p>
     <w:sectPr>
       <w:pgSz w:w="11906" w:h="16838"/>
@@ -7013,7 +6994,7 @@
 </file>
 
 <file path=customXml/itemProps1.xml><?xml version="1.0" encoding="utf-8"?>
-<ds:datastoreItem xmlns:ds="http://schemas.openxmlformats.org/officeDocument/2006/customXml" ds:itemID="{EEDE7C9D-FB2E-4C0C-B64B-8DB20D8AD952}">
+<ds:datastoreItem xmlns:ds="http://schemas.openxmlformats.org/officeDocument/2006/customXml" ds:itemID="{70A6E641-C1CB-4A80-A92D-81163A14D992}">
   <ds:schemaRefs>
     <ds:schemaRef ds:uri="http://schemas.openxmlformats.org/officeDocument/2006/bibliography"/>
   </ds:schemaRefs>

--- a/Lab4/lab4.docx
+++ b/Lab4/lab4.docx
@@ -1668,6 +1668,7 @@
       </w:pPr>
       <w:r>
         <w:rPr>
+          <w:rFonts w:ascii="Times New Roman" w:hAnsi="Times New Roman" w:cs="Times New Roman"/>
           <w:noProof/>
           <w14:ligatures w14:val="standardContextual"/>
         </w:rPr>
@@ -2202,6 +2203,7 @@
       </w:pPr>
       <w:r>
         <w:rPr>
+          <w:rFonts w:ascii="Times New Roman" w:hAnsi="Times New Roman" w:cs="Times New Roman"/>
           <w:noProof/>
           <w14:ligatures w14:val="standardContextual"/>
         </w:rPr>
@@ -2397,6 +2399,7 @@
       </w:pPr>
       <w:r>
         <w:rPr>
+          <w:rFonts w:ascii="Times New Roman" w:hAnsi="Times New Roman" w:cs="Times New Roman"/>
           <w:noProof/>
           <w14:ligatures w14:val="standardContextual"/>
         </w:rPr>
@@ -2528,15 +2531,7 @@
           <w:sz w:val="24"/>
           <w:lang w:val="ru-RU"/>
         </w:rPr>
-        <w:t xml:space="preserve">Проверяет время отклика сервера: запрос считается неуспешным, если пороговое время выполнения превышено. </w:t>
-      </w:r>
-      <w:r>
-        <w:rPr>
-          <w:rFonts w:ascii="Times New Roman" w:hAnsi="Times New Roman" w:cs="Times New Roman"/>
-          <w:sz w:val="24"/>
-          <w:lang w:val="ru-RU"/>
-        </w:rPr>
-        <w:t>Для варианта — 600 мс.</w:t>
+        <w:t>Проверяет время отклика сервера: запрос считается неуспешным, если пороговое время выполнения превышено. Для варианта — 600 мс.</w:t>
       </w:r>
     </w:p>
     <w:p>
@@ -2550,6 +2545,7 @@
       </w:pPr>
       <w:r>
         <w:rPr>
+          <w:rFonts w:ascii="Times New Roman" w:hAnsi="Times New Roman" w:cs="Times New Roman"/>
           <w:noProof/>
           <w14:ligatures w14:val="standardContextual"/>
         </w:rPr>
@@ -2728,6 +2724,7 @@
       </w:pPr>
       <w:r>
         <w:rPr>
+          <w:rFonts w:ascii="Times New Roman" w:hAnsi="Times New Roman" w:cs="Times New Roman"/>
           <w:noProof/>
           <w14:ligatures w14:val="standardContextual"/>
         </w:rPr>
@@ -2864,7 +2861,7 @@
             <v:path o:extrusionok="f" gradientshapeok="t" o:connecttype="rect"/>
             <o:lock v:ext="edit" aspectratio="t"/>
           </v:shapetype>
-          <v:shape id="_x0000_i1025" type="#_x0000_t75" style="width:408.6pt;height:209.4pt">
+          <v:shape id="_x0000_i1025" type="#_x0000_t75" style="width:408.4pt;height:209.2pt">
             <v:imagedata r:id="rId12" o:title="Screenshot_15"/>
           </v:shape>
         </w:pict>
@@ -2873,15 +2870,17 @@
     <w:p>
       <w:pPr>
         <w:rPr>
-          <w:lang w:val="ru-RU"/>
-        </w:rPr>
-      </w:pPr>
-      <w:r>
-        <w:rPr>
+          <w:rFonts w:ascii="Times New Roman" w:hAnsi="Times New Roman" w:cs="Times New Roman"/>
+          <w:lang w:val="ru-RU"/>
+        </w:rPr>
+      </w:pPr>
+      <w:r>
+        <w:rPr>
+          <w:rFonts w:ascii="Times New Roman" w:hAnsi="Times New Roman" w:cs="Times New Roman"/>
           <w:lang w:val="ru-RU"/>
         </w:rPr>
         <w:pict w14:anchorId="4B225C58">
-          <v:shape id="_x0000_i1026" type="#_x0000_t75" style="width:419.4pt;height:218.4pt">
+          <v:shape id="_x0000_i1026" type="#_x0000_t75" style="width:419.2pt;height:218.4pt">
             <v:imagedata r:id="rId13" o:title="Screenshot_29"/>
           </v:shape>
         </w:pict>
@@ -2890,16 +2889,18 @@
     <w:p>
       <w:pPr>
         <w:rPr>
-          <w:lang w:val="ru-RU"/>
-        </w:rPr>
-      </w:pPr>
-      <w:r>
-        <w:rPr>
+          <w:rFonts w:ascii="Times New Roman" w:hAnsi="Times New Roman" w:cs="Times New Roman"/>
+          <w:lang w:val="ru-RU"/>
+        </w:rPr>
+      </w:pPr>
+      <w:r>
+        <w:rPr>
+          <w:rFonts w:ascii="Times New Roman" w:hAnsi="Times New Roman" w:cs="Times New Roman"/>
           <w:lang w:val="ru-RU"/>
         </w:rPr>
         <w:lastRenderedPageBreak/>
         <w:pict w14:anchorId="4CF537EC">
-          <v:shape id="_x0000_i1027" type="#_x0000_t75" style="width:380.4pt;height:195pt">
+          <v:shape id="_x0000_i1027" type="#_x0000_t75" style="width:380.4pt;height:194.8pt">
             <v:imagedata r:id="rId14" o:title="Screenshot_30"/>
           </v:shape>
         </w:pict>
@@ -2908,6 +2909,15 @@
     <w:p>
       <w:pPr>
         <w:rPr>
+          <w:rFonts w:ascii="Times New Roman" w:hAnsi="Times New Roman" w:cs="Times New Roman"/>
+          <w:lang w:val="ru-RU"/>
+        </w:rPr>
+      </w:pPr>
+    </w:p>
+    <w:p>
+      <w:pPr>
+        <w:rPr>
+          <w:rFonts w:ascii="Times New Roman" w:hAnsi="Times New Roman" w:cs="Times New Roman"/>
           <w:lang w:val="ru-RU"/>
         </w:rPr>
       </w:pPr>
@@ -2933,17 +2943,7 @@
           <w:lang w:val="ru-RU"/>
         </w:rPr>
         <w:lastRenderedPageBreak/>
-        <w:t>Кон</w:t>
-      </w:r>
-      <w:r>
-        <w:rPr>
-          <w:rFonts w:ascii="Times New Roman" w:hAnsi="Times New Roman" w:cs="Times New Roman"/>
-          <w:color w:val="auto"/>
-          <w:sz w:val="28"/>
-          <w:szCs w:val="28"/>
-          <w:lang w:val="ru-RU"/>
-        </w:rPr>
-        <w:t>фигурация 2</w:t>
+        <w:t>Конфигурация 2</w:t>
       </w:r>
     </w:p>
     <w:p>
@@ -2963,7 +2963,7 @@
           <w:sz w:val="36"/>
         </w:rPr>
         <w:pict w14:anchorId="4C6AEDD0">
-          <v:shape id="_x0000_i1028" type="#_x0000_t75" style="width:380.4pt;height:199.2pt">
+          <v:shape id="_x0000_i1028" type="#_x0000_t75" style="width:380pt;height:199.2pt">
             <v:imagedata r:id="rId15" o:title="Screenshot_33"/>
           </v:shape>
         </w:pict>
@@ -2987,7 +2987,7 @@
           <w:sz w:val="36"/>
         </w:rPr>
         <w:pict w14:anchorId="6FA02D78">
-          <v:shape id="_x0000_i1030" type="#_x0000_t75" style="width:389.4pt;height:202.8pt">
+          <v:shape id="_x0000_i1030" type="#_x0000_t75" style="width:389.6pt;height:202.8pt">
             <v:imagedata r:id="rId17" o:title="Screenshot_31"/>
           </v:shape>
         </w:pict>
@@ -3013,27 +3013,19 @@
           <w:szCs w:val="28"/>
           <w:lang w:val="ru-RU"/>
         </w:rPr>
-        <w:t>Кон</w:t>
-      </w:r>
-      <w:r>
-        <w:rPr>
-          <w:rFonts w:ascii="Times New Roman" w:hAnsi="Times New Roman" w:cs="Times New Roman"/>
-          <w:color w:val="auto"/>
-          <w:sz w:val="28"/>
-          <w:szCs w:val="28"/>
-          <w:lang w:val="ru-RU"/>
-        </w:rPr>
-        <w:t>фигурация 3</w:t>
-      </w:r>
-    </w:p>
-    <w:p>
-      <w:pPr>
-        <w:rPr>
-          <w:lang w:val="ru-RU"/>
-        </w:rPr>
-      </w:pPr>
-      <w:r>
-        <w:rPr>
+        <w:t>Конфигурация 3</w:t>
+      </w:r>
+    </w:p>
+    <w:p>
+      <w:pPr>
+        <w:rPr>
+          <w:rFonts w:ascii="Times New Roman" w:hAnsi="Times New Roman" w:cs="Times New Roman"/>
+          <w:lang w:val="ru-RU"/>
+        </w:rPr>
+      </w:pPr>
+      <w:r>
+        <w:rPr>
+          <w:rFonts w:ascii="Times New Roman" w:hAnsi="Times New Roman" w:cs="Times New Roman"/>
           <w:noProof/>
         </w:rPr>
         <w:lastRenderedPageBreak/>
@@ -3088,10 +3080,11 @@
       </w:r>
       <w:r>
         <w:rPr>
+          <w:rFonts w:ascii="Times New Roman" w:hAnsi="Times New Roman" w:cs="Times New Roman"/>
           <w:lang w:val="ru-RU"/>
         </w:rPr>
         <w:pict w14:anchorId="35857D35">
-          <v:shape id="_x0000_i1031" type="#_x0000_t75" style="width:352.8pt;height:181.2pt">
+          <v:shape id="_x0000_i1031" type="#_x0000_t75" style="width:352.4pt;height:181.6pt">
             <v:imagedata r:id="rId19" o:title="Screenshot_35"/>
           </v:shape>
         </w:pict>
@@ -3111,100 +3104,60 @@
     <w:p>
       <w:pPr>
         <w:rPr>
-          <w:lang w:val="ru-RU"/>
-        </w:rPr>
-      </w:pPr>
-    </w:p>
-    <w:p>
-      <w:pPr>
-        <w:pStyle w:val="Heading2"/>
-        <w:spacing w:before="280" w:after="160"/>
-        <w:rPr>
-          <w:rFonts w:ascii="Times New Roman" w:hAnsi="Times New Roman" w:cs="Times New Roman"/>
-          <w:sz w:val="36"/>
-          <w:lang w:val="ru-RU"/>
-        </w:rPr>
-      </w:pPr>
-      <w:r>
-        <w:rPr>
-          <w:rFonts w:ascii="Times New Roman" w:hAnsi="Times New Roman" w:cs="Times New Roman"/>
-          <w:sz w:val="36"/>
-          <w:lang w:val="ru-RU"/>
-        </w:rPr>
-        <w:t>Выводы по выбранной конфигурации аппаратного обеспечения</w:t>
-      </w:r>
-    </w:p>
-    <w:p>
-      <w:pPr>
-        <w:rPr>
-          <w:rFonts w:ascii="Times New Roman" w:hAnsi="Times New Roman" w:cs="Times New Roman"/>
-          <w:sz w:val="24"/>
-          <w:lang w:val="ru-RU"/>
-        </w:rPr>
-      </w:pPr>
-      <w:r>
-        <w:rPr>
-          <w:rFonts w:ascii="Times New Roman" w:hAnsi="Times New Roman" w:cs="Times New Roman"/>
-          <w:sz w:val="24"/>
-          <w:lang w:val="ru-RU"/>
-        </w:rPr>
-        <w:t xml:space="preserve">В ходе нагрузочного тестирования сравнивались три конфигурации при 10 параллельных пользователях и интенсивности 40 </w:t>
-      </w:r>
-      <w:r>
-        <w:rPr>
-          <w:rFonts w:ascii="Times New Roman" w:hAnsi="Times New Roman" w:cs="Times New Roman"/>
-          <w:sz w:val="24"/>
-        </w:rPr>
-        <w:t>HTTP</w:t>
-      </w:r>
-      <w:r>
-        <w:rPr>
-          <w:rFonts w:ascii="Times New Roman" w:hAnsi="Times New Roman" w:cs="Times New Roman"/>
-          <w:sz w:val="24"/>
-          <w:lang w:val="ru-RU"/>
-        </w:rPr>
-        <w:t>-запросов в минуту на пользователя. Критерий соответствия — время обработки запроса не более 600 мс.</w:t>
-      </w:r>
-    </w:p>
-    <w:p>
-      <w:pPr>
-        <w:rPr>
-          <w:rFonts w:ascii="Times New Roman" w:hAnsi="Times New Roman" w:cs="Times New Roman"/>
-          <w:sz w:val="24"/>
-          <w:lang w:val="ru-RU"/>
-        </w:rPr>
-      </w:pPr>
-      <w:r>
-        <w:rPr>
-          <w:rFonts w:ascii="Times New Roman" w:hAnsi="Times New Roman" w:cs="Times New Roman"/>
-          <w:sz w:val="24"/>
-          <w:lang w:val="ru-RU"/>
-        </w:rPr>
-        <w:t>Конфигурация 1:</w:t>
-      </w:r>
-    </w:p>
-    <w:p>
-      <w:pPr>
-        <w:spacing w:after="200"/>
-        <w:rPr>
-          <w:rFonts w:ascii="Times New Roman" w:hAnsi="Times New Roman" w:cs="Times New Roman"/>
-          <w:i/>
-          <w:iCs/>
-          <w:color w:val="C00000"/>
-          <w:sz w:val="24"/>
-          <w:lang w:val="ru-RU"/>
-        </w:rPr>
-      </w:pPr>
-      <w:r>
-        <w:rPr>
+          <w:rFonts w:ascii="Times New Roman" w:hAnsi="Times New Roman" w:cs="Times New Roman"/>
+          <w:lang w:val="ru-RU"/>
+        </w:rPr>
+      </w:pPr>
+    </w:p>
+    <w:p>
+      <w:pPr>
+        <w:rPr>
+          <w:rFonts w:ascii="Times New Roman" w:hAnsi="Times New Roman" w:cs="Times New Roman"/>
+          <w:lang w:val="ru-RU"/>
+        </w:rPr>
+      </w:pPr>
+      <w:r>
+        <w:rPr>
+          <w:rFonts w:ascii="Times New Roman" w:hAnsi="Times New Roman" w:cs="Times New Roman"/>
+          <w:lang w:val="ru-RU"/>
+        </w:rPr>
+        <w:t xml:space="preserve">За счет инструмента </w:t>
+      </w:r>
+      <w:proofErr w:type="spellStart"/>
+      <w:r>
+        <w:rPr>
+          <w:rFonts w:ascii="Times New Roman" w:hAnsi="Times New Roman" w:cs="Times New Roman"/>
+        </w:rPr>
+        <w:t>jmeter</w:t>
+      </w:r>
+      <w:proofErr w:type="spellEnd"/>
+      <w:r>
+        <w:rPr>
+          <w:rFonts w:ascii="Times New Roman" w:hAnsi="Times New Roman" w:cs="Times New Roman"/>
+          <w:lang w:val="ru-RU"/>
+        </w:rPr>
+        <w:t xml:space="preserve"> можно построить «не вырвиглазные» графики, и тем самым провел для всех 3 конфигураций нагрузочное тестирование одновременно и мы еще раз можем убедиться что конфигурация 3 является наилучшей</w:t>
+      </w:r>
+    </w:p>
+    <w:p>
+      <w:pPr>
+        <w:rPr>
+          <w:rFonts w:ascii="Times New Roman" w:hAnsi="Times New Roman" w:cs="Times New Roman"/>
+          <w:lang w:val="ru-RU"/>
+        </w:rPr>
+      </w:pPr>
+      <w:r>
+        <w:rPr>
+          <w:rFonts w:ascii="Times New Roman" w:hAnsi="Times New Roman" w:cs="Times New Roman"/>
           <w:noProof/>
           <w14:ligatures w14:val="standardContextual"/>
         </w:rPr>
+        <w:lastRenderedPageBreak/>
         <w:drawing>
-          <wp:inline distT="0" distB="0" distL="0" distR="0" wp14:anchorId="0A194C85" wp14:editId="0799340E">
-            <wp:extent cx="5731510" cy="534035"/>
-            <wp:effectExtent l="0" t="0" r="2540" b="0"/>
-            <wp:docPr id="10" name="Picture 10"/>
+          <wp:inline distT="0" distB="0" distL="0" distR="0" wp14:anchorId="0EA73110" wp14:editId="21B56831">
+            <wp:extent cx="5731510" cy="2894330"/>
+            <wp:effectExtent l="0" t="0" r="2540" b="1270"/>
+            <wp:docPr id="13" name="Picture 13"/>
             <wp:cNvGraphicFramePr>
               <a:graphicFrameLocks xmlns:a="http://schemas.openxmlformats.org/drawingml/2006/main" noChangeAspect="1"/>
             </wp:cNvGraphicFramePr>
@@ -3224,7 +3177,7 @@
                   <pic:spPr>
                     <a:xfrm>
                       <a:off x="0" y="0"/>
-                      <a:ext cx="5731510" cy="534035"/>
+                      <a:ext cx="5731510" cy="2894330"/>
                     </a:xfrm>
                     <a:prstGeom prst="rect">
                       <a:avLst/>
@@ -3236,57 +3189,25 @@
           </wp:inline>
         </w:drawing>
       </w:r>
-      <w:r>
-        <w:rPr>
-          <w:rFonts w:ascii="Times New Roman" w:hAnsi="Times New Roman" w:cs="Times New Roman"/>
-          <w:i/>
-          <w:iCs/>
-          <w:color w:val="C00000"/>
-          <w:sz w:val="24"/>
-          <w:lang w:val="ru-RU"/>
-        </w:rPr>
-        <w:t xml:space="preserve"> </w:t>
-      </w:r>
-    </w:p>
-    <w:p>
-      <w:pPr>
-        <w:rPr>
-          <w:rFonts w:ascii="Times New Roman" w:hAnsi="Times New Roman" w:cs="Times New Roman"/>
-          <w:sz w:val="24"/>
-          <w:lang w:val="ru-RU"/>
-        </w:rPr>
-      </w:pPr>
-      <w:r>
-        <w:rPr>
-          <w:rFonts w:ascii="Times New Roman" w:hAnsi="Times New Roman" w:cs="Times New Roman"/>
-          <w:sz w:val="24"/>
-          <w:lang w:val="ru-RU"/>
-        </w:rPr>
-        <w:t>Конфигурация 2:</w:t>
-      </w:r>
-    </w:p>
-    <w:p>
-      <w:pPr>
-        <w:spacing w:after="200"/>
-        <w:rPr>
-          <w:rFonts w:ascii="Times New Roman" w:hAnsi="Times New Roman" w:cs="Times New Roman"/>
-          <w:i/>
-          <w:iCs/>
-          <w:color w:val="C00000"/>
-          <w:sz w:val="24"/>
-          <w:lang w:val="ru-RU"/>
-        </w:rPr>
-      </w:pPr>
-      <w:r>
-        <w:rPr>
+    </w:p>
+    <w:p>
+      <w:pPr>
+        <w:rPr>
+          <w:rFonts w:ascii="Times New Roman" w:hAnsi="Times New Roman" w:cs="Times New Roman"/>
+          <w:lang w:val="ru-RU"/>
+        </w:rPr>
+      </w:pPr>
+      <w:r>
+        <w:rPr>
+          <w:rFonts w:ascii="Times New Roman" w:hAnsi="Times New Roman" w:cs="Times New Roman"/>
           <w:noProof/>
           <w14:ligatures w14:val="standardContextual"/>
         </w:rPr>
         <w:drawing>
-          <wp:inline distT="0" distB="0" distL="0" distR="0" wp14:anchorId="7F3129E9" wp14:editId="56032282">
-            <wp:extent cx="5731510" cy="520065"/>
+          <wp:inline distT="0" distB="0" distL="0" distR="0" wp14:anchorId="3A0BF2F1" wp14:editId="3E5944A7">
+            <wp:extent cx="5731510" cy="2065655"/>
             <wp:effectExtent l="0" t="0" r="2540" b="0"/>
-            <wp:docPr id="11" name="Picture 11"/>
+            <wp:docPr id="19" name="Picture 19"/>
             <wp:cNvGraphicFramePr>
               <a:graphicFrameLocks xmlns:a="http://schemas.openxmlformats.org/drawingml/2006/main" noChangeAspect="1"/>
             </wp:cNvGraphicFramePr>
@@ -3306,7 +3227,7 @@
                   <pic:spPr>
                     <a:xfrm>
                       <a:off x="0" y="0"/>
-                      <a:ext cx="5731510" cy="520065"/>
+                      <a:ext cx="5731510" cy="2065655"/>
                     </a:xfrm>
                     <a:prstGeom prst="rect">
                       <a:avLst/>
@@ -3321,20 +3242,70 @@
     </w:p>
     <w:p>
       <w:pPr>
-        <w:rPr>
-          <w:rFonts w:ascii="Times New Roman" w:hAnsi="Times New Roman" w:cs="Times New Roman"/>
-          <w:sz w:val="24"/>
-          <w:lang w:val="ru-RU"/>
-        </w:rPr>
-      </w:pPr>
-      <w:r>
-        <w:rPr>
-          <w:rFonts w:ascii="Times New Roman" w:hAnsi="Times New Roman" w:cs="Times New Roman"/>
-          <w:sz w:val="24"/>
-          <w:lang w:val="ru-RU"/>
-        </w:rPr>
-        <w:lastRenderedPageBreak/>
-        <w:t>Конфигурация 3:</w:t>
+        <w:pStyle w:val="Heading2"/>
+        <w:spacing w:before="280" w:after="160"/>
+        <w:rPr>
+          <w:rFonts w:ascii="Times New Roman" w:hAnsi="Times New Roman" w:cs="Times New Roman"/>
+          <w:sz w:val="36"/>
+          <w:lang w:val="ru-RU"/>
+        </w:rPr>
+      </w:pPr>
+      <w:r>
+        <w:rPr>
+          <w:rFonts w:ascii="Times New Roman" w:hAnsi="Times New Roman" w:cs="Times New Roman"/>
+          <w:sz w:val="36"/>
+          <w:lang w:val="ru-RU"/>
+        </w:rPr>
+        <w:t>Выводы по выбранной конфигурации аппаратного обеспечения</w:t>
+      </w:r>
+    </w:p>
+    <w:p>
+      <w:pPr>
+        <w:rPr>
+          <w:rFonts w:ascii="Times New Roman" w:hAnsi="Times New Roman" w:cs="Times New Roman"/>
+          <w:sz w:val="24"/>
+          <w:lang w:val="ru-RU"/>
+        </w:rPr>
+      </w:pPr>
+      <w:r>
+        <w:rPr>
+          <w:rFonts w:ascii="Times New Roman" w:hAnsi="Times New Roman" w:cs="Times New Roman"/>
+          <w:sz w:val="24"/>
+          <w:lang w:val="ru-RU"/>
+        </w:rPr>
+        <w:t xml:space="preserve">В ходе нагрузочного тестирования сравнивались три конфигурации при 10 параллельных пользователях и интенсивности 40 </w:t>
+      </w:r>
+      <w:r>
+        <w:rPr>
+          <w:rFonts w:ascii="Times New Roman" w:hAnsi="Times New Roman" w:cs="Times New Roman"/>
+          <w:sz w:val="24"/>
+        </w:rPr>
+        <w:t>HTTP</w:t>
+      </w:r>
+      <w:r>
+        <w:rPr>
+          <w:rFonts w:ascii="Times New Roman" w:hAnsi="Times New Roman" w:cs="Times New Roman"/>
+          <w:sz w:val="24"/>
+          <w:lang w:val="ru-RU"/>
+        </w:rPr>
+        <w:t>-запросов в минуту на пользователя. Критерий соответствия — время обработки запроса не более 600 мс.</w:t>
+      </w:r>
+    </w:p>
+    <w:p>
+      <w:pPr>
+        <w:rPr>
+          <w:rFonts w:ascii="Times New Roman" w:hAnsi="Times New Roman" w:cs="Times New Roman"/>
+          <w:sz w:val="24"/>
+          <w:lang w:val="ru-RU"/>
+        </w:rPr>
+      </w:pPr>
+      <w:r>
+        <w:rPr>
+          <w:rFonts w:ascii="Times New Roman" w:hAnsi="Times New Roman" w:cs="Times New Roman"/>
+          <w:sz w:val="24"/>
+          <w:lang w:val="ru-RU"/>
+        </w:rPr>
+        <w:t>Конфигурация 1:</w:t>
       </w:r>
     </w:p>
     <w:p>
@@ -3351,14 +3322,15 @@
       </w:pPr>
       <w:r>
         <w:rPr>
+          <w:rFonts w:ascii="Times New Roman" w:hAnsi="Times New Roman" w:cs="Times New Roman"/>
           <w:noProof/>
           <w14:ligatures w14:val="standardContextual"/>
         </w:rPr>
         <w:drawing>
-          <wp:inline distT="0" distB="0" distL="0" distR="0" wp14:anchorId="6EBA2BE7" wp14:editId="3710A46D">
-            <wp:extent cx="5731510" cy="476250"/>
+          <wp:inline distT="0" distB="0" distL="0" distR="0" wp14:anchorId="0A194C85" wp14:editId="0799340E">
+            <wp:extent cx="5731510" cy="534035"/>
             <wp:effectExtent l="0" t="0" r="2540" b="0"/>
-            <wp:docPr id="12" name="Picture 12"/>
+            <wp:docPr id="10" name="Picture 10"/>
             <wp:cNvGraphicFramePr>
               <a:graphicFrameLocks xmlns:a="http://schemas.openxmlformats.org/drawingml/2006/main" noChangeAspect="1"/>
             </wp:cNvGraphicFramePr>
@@ -3378,7 +3350,7 @@
                   <pic:spPr>
                     <a:xfrm>
                       <a:off x="0" y="0"/>
-                      <a:ext cx="5731510" cy="476250"/>
+                      <a:ext cx="5731510" cy="534035"/>
                     </a:xfrm>
                     <a:prstGeom prst="rect">
                       <a:avLst/>
@@ -3390,10 +3362,7 @@
           </wp:inline>
         </w:drawing>
       </w:r>
-    </w:p>
-    <w:p>
-      <w:pPr>
-        <w:spacing w:after="200"/>
+      <w:r>
         <w:rPr>
           <w:rFonts w:ascii="Times New Roman" w:hAnsi="Times New Roman" w:cs="Times New Roman"/>
           <w:i/>
@@ -3402,112 +3371,49 @@
           <w:sz w:val="24"/>
           <w:lang w:val="ru-RU"/>
         </w:rPr>
-      </w:pPr>
+        <w:t xml:space="preserve"> </w:t>
+      </w:r>
+    </w:p>
+    <w:p>
+      <w:pPr>
+        <w:rPr>
+          <w:rFonts w:ascii="Times New Roman" w:hAnsi="Times New Roman" w:cs="Times New Roman"/>
+          <w:sz w:val="24"/>
+          <w:lang w:val="ru-RU"/>
+        </w:rPr>
+      </w:pPr>
+      <w:r>
+        <w:rPr>
+          <w:rFonts w:ascii="Times New Roman" w:hAnsi="Times New Roman" w:cs="Times New Roman"/>
+          <w:sz w:val="24"/>
+          <w:lang w:val="ru-RU"/>
+        </w:rPr>
+        <w:t>Конфигурация 2:</w:t>
+      </w:r>
     </w:p>
     <w:p>
       <w:pPr>
         <w:spacing w:after="200"/>
-        <w:rPr>
-          <w:rFonts w:ascii="Times New Roman" w:hAnsi="Times New Roman" w:cs="Times New Roman"/>
-          <w:sz w:val="24"/>
-          <w:lang w:val="ru-RU"/>
-        </w:rPr>
-      </w:pPr>
-      <w:r>
         <w:rPr>
           <w:rFonts w:ascii="Times New Roman" w:hAnsi="Times New Roman" w:cs="Times New Roman"/>
           <w:i/>
           <w:iCs/>
-          <w:sz w:val="24"/>
-          <w:lang w:val="ru-RU"/>
-        </w:rPr>
-        <w:t>Вывод: оптимальной является конфигурация</w:t>
-      </w:r>
-      <w:r>
-        <w:rPr>
-          <w:rFonts w:ascii="Times New Roman" w:hAnsi="Times New Roman" w:cs="Times New Roman"/>
-          <w:i/>
-          <w:iCs/>
-          <w:sz w:val="24"/>
-          <w:lang w:val="ru-RU"/>
-        </w:rPr>
-        <w:t xml:space="preserve"> 3</w:t>
-      </w:r>
-      <w:r>
-        <w:rPr>
-          <w:rFonts w:ascii="Times New Roman" w:hAnsi="Times New Roman" w:cs="Times New Roman"/>
-          <w:i/>
-          <w:iCs/>
-          <w:sz w:val="24"/>
-          <w:lang w:val="ru-RU"/>
-        </w:rPr>
-        <w:t>, так как она самая дешёвая среди удовлетворяющих требованиям по времени отклика при заданной нагрузке</w:t>
-      </w:r>
-      <w:r>
-        <w:rPr>
-          <w:rFonts w:ascii="Times New Roman" w:hAnsi="Times New Roman" w:cs="Times New Roman"/>
-          <w:i/>
-          <w:iCs/>
-          <w:sz w:val="24"/>
-          <w:lang w:val="ru-RU"/>
-        </w:rPr>
-        <w:t xml:space="preserve"> всего 0.75% ошибок</w:t>
-      </w:r>
-    </w:p>
-    <w:p>
-      <w:pPr>
-        <w:pStyle w:val="Heading2"/>
-        <w:spacing w:before="280" w:after="160"/>
-        <w:rPr>
-          <w:rFonts w:ascii="Times New Roman" w:hAnsi="Times New Roman" w:cs="Times New Roman"/>
-          <w:sz w:val="36"/>
-          <w:lang w:val="ru-RU"/>
-        </w:rPr>
-      </w:pPr>
-      <w:r>
-        <w:rPr>
-          <w:rFonts w:ascii="Times New Roman" w:hAnsi="Times New Roman" w:cs="Times New Roman"/>
-          <w:sz w:val="36"/>
-          <w:lang w:val="ru-RU"/>
-        </w:rPr>
-        <w:t xml:space="preserve">Описание конфигурации </w:t>
-      </w:r>
-      <w:proofErr w:type="spellStart"/>
-      <w:r>
-        <w:rPr>
-          <w:rFonts w:ascii="Times New Roman" w:hAnsi="Times New Roman" w:cs="Times New Roman"/>
-          <w:sz w:val="36"/>
-        </w:rPr>
-        <w:t>JMeter</w:t>
-      </w:r>
-      <w:proofErr w:type="spellEnd"/>
-      <w:r>
-        <w:rPr>
-          <w:rFonts w:ascii="Times New Roman" w:hAnsi="Times New Roman" w:cs="Times New Roman"/>
-          <w:sz w:val="36"/>
-          <w:lang w:val="ru-RU"/>
-        </w:rPr>
-        <w:t xml:space="preserve"> для стресс-тестирования</w:t>
-      </w:r>
-    </w:p>
-    <w:p>
-      <w:pPr>
-        <w:rPr>
-          <w:rFonts w:ascii="Times New Roman" w:hAnsi="Times New Roman" w:cs="Times New Roman"/>
-          <w:sz w:val="24"/>
-          <w:lang w:val="ru-RU"/>
-        </w:rPr>
-      </w:pPr>
-      <w:r>
-        <w:rPr>
+          <w:color w:val="C00000"/>
+          <w:sz w:val="24"/>
+          <w:lang w:val="ru-RU"/>
+        </w:rPr>
+      </w:pPr>
+      <w:r>
+        <w:rPr>
+          <w:rFonts w:ascii="Times New Roman" w:hAnsi="Times New Roman" w:cs="Times New Roman"/>
           <w:noProof/>
           <w14:ligatures w14:val="standardContextual"/>
         </w:rPr>
         <w:drawing>
-          <wp:inline distT="0" distB="0" distL="0" distR="0" wp14:anchorId="4EE9984F" wp14:editId="7284DCB2">
-            <wp:extent cx="4400550" cy="3657600"/>
-            <wp:effectExtent l="0" t="0" r="0" b="0"/>
-            <wp:docPr id="14" name="Picture 14"/>
+          <wp:inline distT="0" distB="0" distL="0" distR="0" wp14:anchorId="7F3129E9" wp14:editId="56032282">
+            <wp:extent cx="5731510" cy="520065"/>
+            <wp:effectExtent l="0" t="0" r="2540" b="0"/>
+            <wp:docPr id="11" name="Picture 11"/>
             <wp:cNvGraphicFramePr>
               <a:graphicFrameLocks xmlns:a="http://schemas.openxmlformats.org/drawingml/2006/main" noChangeAspect="1"/>
             </wp:cNvGraphicFramePr>
@@ -3527,7 +3433,7 @@
                   <pic:spPr>
                     <a:xfrm>
                       <a:off x="0" y="0"/>
-                      <a:ext cx="4400550" cy="3657600"/>
+                      <a:ext cx="5731510" cy="520065"/>
                     </a:xfrm>
                     <a:prstGeom prst="rect">
                       <a:avLst/>
@@ -3548,155 +3454,13 @@
           <w:lang w:val="ru-RU"/>
         </w:rPr>
       </w:pPr>
-    </w:p>
-    <w:p>
-      <w:pPr>
-        <w:rPr>
-          <w:rFonts w:ascii="Times New Roman" w:hAnsi="Times New Roman" w:cs="Times New Roman"/>
-          <w:sz w:val="24"/>
-          <w:lang w:val="ru-RU"/>
-        </w:rPr>
-      </w:pPr>
-      <w:r>
-        <w:rPr>
-          <w:rFonts w:ascii="Times New Roman" w:hAnsi="Times New Roman" w:cs="Times New Roman"/>
-          <w:sz w:val="24"/>
-          <w:lang w:val="ru-RU"/>
-        </w:rPr>
-        <w:t>Проведены два эксперимента:</w:t>
-      </w:r>
-    </w:p>
-    <w:p>
-      <w:pPr>
-        <w:rPr>
-          <w:rFonts w:ascii="Times New Roman" w:hAnsi="Times New Roman" w:cs="Times New Roman"/>
-          <w:sz w:val="24"/>
-          <w:lang w:val="ru-RU"/>
-        </w:rPr>
-      </w:pPr>
-      <w:r>
-        <w:rPr>
-          <w:rFonts w:ascii="Times New Roman" w:hAnsi="Times New Roman" w:cs="Times New Roman"/>
-          <w:sz w:val="24"/>
-          <w:lang w:val="ru-RU"/>
-        </w:rPr>
-        <w:t>1. Определение количества пользователей, при котором сервис перестаёт укладываться в лимит 600 мс.</w:t>
-      </w:r>
-    </w:p>
-    <w:p>
-      <w:pPr>
-        <w:rPr>
-          <w:rFonts w:ascii="Times New Roman" w:hAnsi="Times New Roman" w:cs="Times New Roman"/>
-          <w:sz w:val="24"/>
-          <w:lang w:val="ru-RU"/>
-        </w:rPr>
-      </w:pPr>
-      <w:r>
-        <w:rPr>
-          <w:rFonts w:ascii="Times New Roman" w:hAnsi="Times New Roman" w:cs="Times New Roman"/>
-          <w:sz w:val="24"/>
-          <w:lang w:val="ru-RU"/>
-        </w:rPr>
-        <w:t xml:space="preserve">2. Нахождение точки, в которой сервис начинает отдавать </w:t>
-      </w:r>
-      <w:r>
-        <w:rPr>
-          <w:rFonts w:ascii="Times New Roman" w:hAnsi="Times New Roman" w:cs="Times New Roman"/>
-          <w:sz w:val="24"/>
-        </w:rPr>
-        <w:t>HTTP</w:t>
-      </w:r>
-      <w:r>
-        <w:rPr>
-          <w:rFonts w:ascii="Times New Roman" w:hAnsi="Times New Roman" w:cs="Times New Roman"/>
-          <w:sz w:val="24"/>
-          <w:lang w:val="ru-RU"/>
-        </w:rPr>
-        <w:t xml:space="preserve"> 503 (предел пропускной способности).</w:t>
-      </w:r>
-    </w:p>
-    <w:p>
-      <w:pPr>
-        <w:spacing w:after="120"/>
-        <w:rPr>
-          <w:rFonts w:ascii="Times New Roman" w:hAnsi="Times New Roman" w:cs="Times New Roman"/>
-          <w:sz w:val="24"/>
-          <w:lang w:val="ru-RU"/>
-        </w:rPr>
-      </w:pPr>
-      <w:r>
-        <w:rPr>
-          <w:rFonts w:ascii="Times New Roman" w:hAnsi="Times New Roman" w:cs="Times New Roman"/>
-          <w:b/>
-          <w:bCs/>
-          <w:sz w:val="24"/>
-          <w:lang w:val="ru-RU"/>
-        </w:rPr>
-        <w:t>Эксперимент 1</w:t>
-      </w:r>
-    </w:p>
-    <w:p>
-      <w:pPr>
-        <w:rPr>
-          <w:rFonts w:ascii="Times New Roman" w:hAnsi="Times New Roman" w:cs="Times New Roman"/>
-          <w:sz w:val="24"/>
-          <w:lang w:val="ru-RU"/>
-        </w:rPr>
-      </w:pPr>
-      <w:r>
-        <w:rPr>
-          <w:rFonts w:ascii="Times New Roman" w:hAnsi="Times New Roman" w:cs="Times New Roman"/>
-          <w:sz w:val="24"/>
-          <w:lang w:val="ru-RU"/>
-        </w:rPr>
-        <w:t>Число пользователей плавно наращивается (</w:t>
-      </w:r>
-      <w:r>
-        <w:rPr>
-          <w:rFonts w:ascii="Times New Roman" w:hAnsi="Times New Roman" w:cs="Times New Roman"/>
-          <w:sz w:val="24"/>
-        </w:rPr>
-        <w:t>ramp</w:t>
-      </w:r>
-      <w:r>
-        <w:rPr>
-          <w:rFonts w:ascii="Times New Roman" w:hAnsi="Times New Roman" w:cs="Times New Roman"/>
-          <w:sz w:val="24"/>
-          <w:lang w:val="ru-RU"/>
-        </w:rPr>
-        <w:t>-</w:t>
-      </w:r>
-      <w:r>
-        <w:rPr>
-          <w:rFonts w:ascii="Times New Roman" w:hAnsi="Times New Roman" w:cs="Times New Roman"/>
-          <w:sz w:val="24"/>
-        </w:rPr>
-        <w:t>up</w:t>
-      </w:r>
-      <w:r>
-        <w:rPr>
-          <w:rFonts w:ascii="Times New Roman" w:hAnsi="Times New Roman" w:cs="Times New Roman"/>
-          <w:sz w:val="24"/>
-          <w:lang w:val="ru-RU"/>
-        </w:rPr>
-        <w:t xml:space="preserve"> 100 с, до 100 потоков, длительность 100 с), пока среднее время отклика не превысит лимит 600 мс.</w:t>
-      </w:r>
-    </w:p>
-    <w:p>
-      <w:pPr>
-        <w:rPr>
-          <w:rFonts w:ascii="Times New Roman" w:hAnsi="Times New Roman" w:cs="Times New Roman"/>
-          <w:sz w:val="24"/>
-          <w:lang w:val="ru-RU"/>
-        </w:rPr>
-      </w:pPr>
-      <w:r>
-        <w:rPr>
-          <w:rFonts w:ascii="Times New Roman" w:hAnsi="Times New Roman" w:cs="Times New Roman"/>
-          <w:sz w:val="24"/>
-          <w:lang w:val="ru-RU"/>
-        </w:rPr>
-        <w:t>Берем конфигурацию 3</w:t>
+      <w:r>
+        <w:rPr>
+          <w:rFonts w:ascii="Times New Roman" w:hAnsi="Times New Roman" w:cs="Times New Roman"/>
+          <w:sz w:val="24"/>
+          <w:lang w:val="ru-RU"/>
+        </w:rPr>
+        <w:t>Конфигурация 3:</w:t>
       </w:r>
     </w:p>
     <w:p>
@@ -3708,19 +3472,21 @@
           <w:iCs/>
           <w:color w:val="C00000"/>
           <w:sz w:val="24"/>
-        </w:rPr>
-      </w:pPr>
-      <w:r>
-        <w:rPr>
+          <w:lang w:val="ru-RU"/>
+        </w:rPr>
+      </w:pPr>
+      <w:r>
+        <w:rPr>
+          <w:rFonts w:ascii="Times New Roman" w:hAnsi="Times New Roman" w:cs="Times New Roman"/>
           <w:noProof/>
           <w14:ligatures w14:val="standardContextual"/>
         </w:rPr>
         <w:lastRenderedPageBreak/>
         <w:drawing>
-          <wp:inline distT="0" distB="0" distL="0" distR="0" wp14:anchorId="68F67C6A" wp14:editId="56E3BFFE">
-            <wp:extent cx="3801715" cy="3169920"/>
-            <wp:effectExtent l="0" t="0" r="8890" b="0"/>
-            <wp:docPr id="15" name="Picture 15"/>
+          <wp:inline distT="0" distB="0" distL="0" distR="0" wp14:anchorId="6EBA2BE7" wp14:editId="3710A46D">
+            <wp:extent cx="5731510" cy="476250"/>
+            <wp:effectExtent l="0" t="0" r="2540" b="0"/>
+            <wp:docPr id="12" name="Picture 12"/>
             <wp:cNvGraphicFramePr>
               <a:graphicFrameLocks xmlns:a="http://schemas.openxmlformats.org/drawingml/2006/main" noChangeAspect="1"/>
             </wp:cNvGraphicFramePr>
@@ -3740,7 +3506,7 @@
                   <pic:spPr>
                     <a:xfrm>
                       <a:off x="0" y="0"/>
-                      <a:ext cx="3823182" cy="3187820"/>
+                      <a:ext cx="5731510" cy="476250"/>
                     </a:xfrm>
                     <a:prstGeom prst="rect">
                       <a:avLst/>
@@ -3752,38 +3518,125 @@
           </wp:inline>
         </w:drawing>
       </w:r>
-      <w:r>
+    </w:p>
+    <w:p>
+      <w:pPr>
+        <w:spacing w:after="200"/>
         <w:rPr>
           <w:rFonts w:ascii="Times New Roman" w:hAnsi="Times New Roman" w:cs="Times New Roman"/>
           <w:i/>
           <w:iCs/>
           <w:color w:val="C00000"/>
           <w:sz w:val="24"/>
-        </w:rPr>
-        <w:t xml:space="preserve"> </w:t>
-      </w:r>
+          <w:lang w:val="ru-RU"/>
+        </w:rPr>
+      </w:pPr>
     </w:p>
     <w:p>
       <w:pPr>
         <w:spacing w:after="200"/>
+        <w:rPr>
+          <w:rFonts w:ascii="Times New Roman" w:hAnsi="Times New Roman" w:cs="Times New Roman"/>
+          <w:sz w:val="24"/>
+          <w:lang w:val="ru-RU"/>
+        </w:rPr>
+      </w:pPr>
+      <w:r>
         <w:rPr>
           <w:rFonts w:ascii="Times New Roman" w:hAnsi="Times New Roman" w:cs="Times New Roman"/>
           <w:i/>
           <w:iCs/>
-          <w:color w:val="C00000"/>
-          <w:sz w:val="24"/>
-        </w:rPr>
-      </w:pPr>
-      <w:r>
-        <w:rPr>
+          <w:sz w:val="24"/>
+          <w:lang w:val="ru-RU"/>
+        </w:rPr>
+        <w:t>Вывод: оптимальной является конфигурация</w:t>
+      </w:r>
+      <w:r>
+        <w:rPr>
+          <w:rFonts w:ascii="Times New Roman" w:hAnsi="Times New Roman" w:cs="Times New Roman"/>
+          <w:i/>
+          <w:iCs/>
+          <w:sz w:val="24"/>
+          <w:lang w:val="ru-RU"/>
+        </w:rPr>
+        <w:t xml:space="preserve"> 3</w:t>
+      </w:r>
+      <w:r>
+        <w:rPr>
+          <w:rFonts w:ascii="Times New Roman" w:hAnsi="Times New Roman" w:cs="Times New Roman"/>
+          <w:i/>
+          <w:iCs/>
+          <w:sz w:val="24"/>
+          <w:lang w:val="ru-RU"/>
+        </w:rPr>
+        <w:t>, так как она самая дешёвая среди удовлетворяющих требованиям по времени отклика при заданной нагрузке</w:t>
+      </w:r>
+      <w:r>
+        <w:rPr>
+          <w:rFonts w:ascii="Times New Roman" w:hAnsi="Times New Roman" w:cs="Times New Roman"/>
+          <w:i/>
+          <w:iCs/>
+          <w:sz w:val="24"/>
+          <w:lang w:val="ru-RU"/>
+        </w:rPr>
+        <w:t xml:space="preserve"> всего 0.75% ошибок</w:t>
+      </w:r>
+    </w:p>
+    <w:p>
+      <w:pPr>
+        <w:pStyle w:val="Heading2"/>
+        <w:spacing w:before="280" w:after="160"/>
+        <w:rPr>
+          <w:rFonts w:ascii="Times New Roman" w:hAnsi="Times New Roman" w:cs="Times New Roman"/>
+          <w:sz w:val="36"/>
+          <w:lang w:val="ru-RU"/>
+        </w:rPr>
+      </w:pPr>
+      <w:r>
+        <w:rPr>
+          <w:rFonts w:ascii="Times New Roman" w:hAnsi="Times New Roman" w:cs="Times New Roman"/>
+          <w:sz w:val="36"/>
+          <w:lang w:val="ru-RU"/>
+        </w:rPr>
+        <w:t xml:space="preserve">Описание конфигурации </w:t>
+      </w:r>
+      <w:proofErr w:type="spellStart"/>
+      <w:r>
+        <w:rPr>
+          <w:rFonts w:ascii="Times New Roman" w:hAnsi="Times New Roman" w:cs="Times New Roman"/>
+          <w:sz w:val="36"/>
+        </w:rPr>
+        <w:t>JMeter</w:t>
+      </w:r>
+      <w:proofErr w:type="spellEnd"/>
+      <w:r>
+        <w:rPr>
+          <w:rFonts w:ascii="Times New Roman" w:hAnsi="Times New Roman" w:cs="Times New Roman"/>
+          <w:sz w:val="36"/>
+          <w:lang w:val="ru-RU"/>
+        </w:rPr>
+        <w:t xml:space="preserve"> для стресс-тестирования</w:t>
+      </w:r>
+    </w:p>
+    <w:p>
+      <w:pPr>
+        <w:rPr>
+          <w:rFonts w:ascii="Times New Roman" w:hAnsi="Times New Roman" w:cs="Times New Roman"/>
+          <w:sz w:val="24"/>
+          <w:lang w:val="ru-RU"/>
+        </w:rPr>
+      </w:pPr>
+      <w:r>
+        <w:rPr>
+          <w:rFonts w:ascii="Times New Roman" w:hAnsi="Times New Roman" w:cs="Times New Roman"/>
           <w:noProof/>
           <w14:ligatures w14:val="standardContextual"/>
         </w:rPr>
         <w:drawing>
-          <wp:inline distT="0" distB="0" distL="0" distR="0" wp14:anchorId="2D128441" wp14:editId="534AB96C">
-            <wp:extent cx="3810000" cy="2580383"/>
+          <wp:inline distT="0" distB="0" distL="0" distR="0" wp14:anchorId="4EE9984F" wp14:editId="7284DCB2">
+            <wp:extent cx="4400550" cy="3657600"/>
             <wp:effectExtent l="0" t="0" r="0" b="0"/>
-            <wp:docPr id="16" name="Picture 16"/>
+            <wp:docPr id="14" name="Picture 14"/>
             <wp:cNvGraphicFramePr>
               <a:graphicFrameLocks xmlns:a="http://schemas.openxmlformats.org/drawingml/2006/main" noChangeAspect="1"/>
             </wp:cNvGraphicFramePr>
@@ -3803,7 +3656,7 @@
                   <pic:spPr>
                     <a:xfrm>
                       <a:off x="0" y="0"/>
-                      <a:ext cx="3830911" cy="2594545"/>
+                      <a:ext cx="4400550" cy="3657600"/>
                     </a:xfrm>
                     <a:prstGeom prst="rect">
                       <a:avLst/>
@@ -3818,6 +3671,165 @@
     </w:p>
     <w:p>
       <w:pPr>
+        <w:rPr>
+          <w:rFonts w:ascii="Times New Roman" w:hAnsi="Times New Roman" w:cs="Times New Roman"/>
+          <w:sz w:val="24"/>
+          <w:lang w:val="ru-RU"/>
+        </w:rPr>
+      </w:pPr>
+    </w:p>
+    <w:p>
+      <w:pPr>
+        <w:rPr>
+          <w:rFonts w:ascii="Times New Roman" w:hAnsi="Times New Roman" w:cs="Times New Roman"/>
+          <w:sz w:val="24"/>
+          <w:lang w:val="ru-RU"/>
+        </w:rPr>
+      </w:pPr>
+      <w:r>
+        <w:rPr>
+          <w:rFonts w:ascii="Times New Roman" w:hAnsi="Times New Roman" w:cs="Times New Roman"/>
+          <w:sz w:val="24"/>
+          <w:lang w:val="ru-RU"/>
+        </w:rPr>
+        <w:t>Проведены два эксперимента:</w:t>
+      </w:r>
+    </w:p>
+    <w:p>
+      <w:pPr>
+        <w:rPr>
+          <w:rFonts w:ascii="Times New Roman" w:hAnsi="Times New Roman" w:cs="Times New Roman"/>
+          <w:sz w:val="24"/>
+          <w:lang w:val="ru-RU"/>
+        </w:rPr>
+      </w:pPr>
+      <w:r>
+        <w:rPr>
+          <w:rFonts w:ascii="Times New Roman" w:hAnsi="Times New Roman" w:cs="Times New Roman"/>
+          <w:sz w:val="24"/>
+          <w:lang w:val="ru-RU"/>
+        </w:rPr>
+        <w:t>1. Определение количества пользователей, при котором сервис перестаёт укладываться в лимит 600 мс.</w:t>
+      </w:r>
+    </w:p>
+    <w:p>
+      <w:pPr>
+        <w:rPr>
+          <w:rFonts w:ascii="Times New Roman" w:hAnsi="Times New Roman" w:cs="Times New Roman"/>
+          <w:sz w:val="24"/>
+          <w:lang w:val="ru-RU"/>
+        </w:rPr>
+      </w:pPr>
+      <w:r>
+        <w:rPr>
+          <w:rFonts w:ascii="Times New Roman" w:hAnsi="Times New Roman" w:cs="Times New Roman"/>
+          <w:sz w:val="24"/>
+          <w:lang w:val="ru-RU"/>
+        </w:rPr>
+        <w:t xml:space="preserve">2. Нахождение точки, в которой сервис начинает отдавать </w:t>
+      </w:r>
+      <w:r>
+        <w:rPr>
+          <w:rFonts w:ascii="Times New Roman" w:hAnsi="Times New Roman" w:cs="Times New Roman"/>
+          <w:sz w:val="24"/>
+        </w:rPr>
+        <w:t>HTTP</w:t>
+      </w:r>
+      <w:r>
+        <w:rPr>
+          <w:rFonts w:ascii="Times New Roman" w:hAnsi="Times New Roman" w:cs="Times New Roman"/>
+          <w:sz w:val="24"/>
+          <w:lang w:val="ru-RU"/>
+        </w:rPr>
+        <w:t xml:space="preserve"> 503 (предел пропускной способности).</w:t>
+      </w:r>
+    </w:p>
+    <w:p>
+      <w:pPr>
+        <w:spacing w:after="120"/>
+        <w:rPr>
+          <w:rFonts w:ascii="Times New Roman" w:hAnsi="Times New Roman" w:cs="Times New Roman"/>
+          <w:sz w:val="24"/>
+          <w:lang w:val="ru-RU"/>
+        </w:rPr>
+      </w:pPr>
+      <w:r>
+        <w:rPr>
+          <w:rFonts w:ascii="Times New Roman" w:hAnsi="Times New Roman" w:cs="Times New Roman"/>
+          <w:b/>
+          <w:bCs/>
+          <w:sz w:val="24"/>
+          <w:lang w:val="ru-RU"/>
+        </w:rPr>
+        <w:t>Эксперимент 1</w:t>
+      </w:r>
+    </w:p>
+    <w:p>
+      <w:pPr>
+        <w:rPr>
+          <w:rFonts w:ascii="Times New Roman" w:hAnsi="Times New Roman" w:cs="Times New Roman"/>
+          <w:sz w:val="24"/>
+          <w:lang w:val="ru-RU"/>
+        </w:rPr>
+      </w:pPr>
+      <w:r>
+        <w:rPr>
+          <w:rFonts w:ascii="Times New Roman" w:hAnsi="Times New Roman" w:cs="Times New Roman"/>
+          <w:sz w:val="24"/>
+          <w:lang w:val="ru-RU"/>
+        </w:rPr>
+        <w:t>Число пользователей плавно наращивается (</w:t>
+      </w:r>
+      <w:r>
+        <w:rPr>
+          <w:rFonts w:ascii="Times New Roman" w:hAnsi="Times New Roman" w:cs="Times New Roman"/>
+          <w:sz w:val="24"/>
+        </w:rPr>
+        <w:t>ramp</w:t>
+      </w:r>
+      <w:r>
+        <w:rPr>
+          <w:rFonts w:ascii="Times New Roman" w:hAnsi="Times New Roman" w:cs="Times New Roman"/>
+          <w:sz w:val="24"/>
+          <w:lang w:val="ru-RU"/>
+        </w:rPr>
+        <w:t>-</w:t>
+      </w:r>
+      <w:r>
+        <w:rPr>
+          <w:rFonts w:ascii="Times New Roman" w:hAnsi="Times New Roman" w:cs="Times New Roman"/>
+          <w:sz w:val="24"/>
+        </w:rPr>
+        <w:t>up</w:t>
+      </w:r>
+      <w:r>
+        <w:rPr>
+          <w:rFonts w:ascii="Times New Roman" w:hAnsi="Times New Roman" w:cs="Times New Roman"/>
+          <w:sz w:val="24"/>
+          <w:lang w:val="ru-RU"/>
+        </w:rPr>
+        <w:t xml:space="preserve"> 100 с, до 100 потоков, длительность 100 с), пока среднее время отклика не превысит лимит 600 мс.</w:t>
+      </w:r>
+    </w:p>
+    <w:p>
+      <w:pPr>
+        <w:rPr>
+          <w:rFonts w:ascii="Times New Roman" w:hAnsi="Times New Roman" w:cs="Times New Roman"/>
+          <w:sz w:val="24"/>
+          <w:lang w:val="ru-RU"/>
+        </w:rPr>
+      </w:pPr>
+      <w:r>
+        <w:rPr>
+          <w:rFonts w:ascii="Times New Roman" w:hAnsi="Times New Roman" w:cs="Times New Roman"/>
+          <w:sz w:val="24"/>
+          <w:lang w:val="ru-RU"/>
+        </w:rPr>
+        <w:t>Берем конфигурацию 3</w:t>
+      </w:r>
+    </w:p>
+    <w:p>
+      <w:pPr>
         <w:spacing w:after="200"/>
         <w:rPr>
           <w:rFonts w:ascii="Times New Roman" w:hAnsi="Times New Roman" w:cs="Times New Roman"/>
@@ -3829,14 +3841,16 @@
       </w:pPr>
       <w:r>
         <w:rPr>
+          <w:rFonts w:ascii="Times New Roman" w:hAnsi="Times New Roman" w:cs="Times New Roman"/>
           <w:noProof/>
           <w14:ligatures w14:val="standardContextual"/>
         </w:rPr>
+        <w:lastRenderedPageBreak/>
         <w:drawing>
-          <wp:inline distT="0" distB="0" distL="0" distR="0" wp14:anchorId="57EE5FAD" wp14:editId="28E4FE97">
-            <wp:extent cx="3749040" cy="1821153"/>
-            <wp:effectExtent l="0" t="0" r="3810" b="8255"/>
-            <wp:docPr id="17" name="Picture 17"/>
+          <wp:inline distT="0" distB="0" distL="0" distR="0" wp14:anchorId="68F67C6A" wp14:editId="56E3BFFE">
+            <wp:extent cx="3801715" cy="3169920"/>
+            <wp:effectExtent l="0" t="0" r="8890" b="0"/>
+            <wp:docPr id="15" name="Picture 15"/>
             <wp:cNvGraphicFramePr>
               <a:graphicFrameLocks xmlns:a="http://schemas.openxmlformats.org/drawingml/2006/main" noChangeAspect="1"/>
             </wp:cNvGraphicFramePr>
@@ -3856,7 +3870,7 @@
                   <pic:spPr>
                     <a:xfrm>
                       <a:off x="0" y="0"/>
-                      <a:ext cx="3789038" cy="1840582"/>
+                      <a:ext cx="3823182" cy="3187820"/>
                     </a:xfrm>
                     <a:prstGeom prst="rect">
                       <a:avLst/>
@@ -3868,10 +3882,7 @@
           </wp:inline>
         </w:drawing>
       </w:r>
-    </w:p>
-    <w:p>
-      <w:pPr>
-        <w:spacing w:after="200"/>
+      <w:r>
         <w:rPr>
           <w:rFonts w:ascii="Times New Roman" w:hAnsi="Times New Roman" w:cs="Times New Roman"/>
           <w:i/>
@@ -3879,18 +3890,31 @@
           <w:color w:val="C00000"/>
           <w:sz w:val="24"/>
         </w:rPr>
-      </w:pPr>
-      <w:r>
-        <w:rPr>
+        <w:t xml:space="preserve"> </w:t>
+      </w:r>
+    </w:p>
+    <w:p>
+      <w:pPr>
+        <w:spacing w:after="200"/>
+        <w:rPr>
+          <w:rFonts w:ascii="Times New Roman" w:hAnsi="Times New Roman" w:cs="Times New Roman"/>
+          <w:i/>
+          <w:iCs/>
+          <w:color w:val="C00000"/>
+          <w:sz w:val="24"/>
+        </w:rPr>
+      </w:pPr>
+      <w:r>
+        <w:rPr>
+          <w:rFonts w:ascii="Times New Roman" w:hAnsi="Times New Roman" w:cs="Times New Roman"/>
           <w:noProof/>
           <w14:ligatures w14:val="standardContextual"/>
         </w:rPr>
-        <w:lastRenderedPageBreak/>
         <w:drawing>
-          <wp:inline distT="0" distB="0" distL="0" distR="0" wp14:anchorId="65F74E1A" wp14:editId="046037EF">
-            <wp:extent cx="3785970" cy="1897146"/>
-            <wp:effectExtent l="0" t="0" r="5080" b="8255"/>
-            <wp:docPr id="18" name="Picture 18"/>
+          <wp:inline distT="0" distB="0" distL="0" distR="0" wp14:anchorId="2D128441" wp14:editId="534AB96C">
+            <wp:extent cx="3810000" cy="2580383"/>
+            <wp:effectExtent l="0" t="0" r="0" b="0"/>
+            <wp:docPr id="16" name="Picture 16"/>
             <wp:cNvGraphicFramePr>
               <a:graphicFrameLocks xmlns:a="http://schemas.openxmlformats.org/drawingml/2006/main" noChangeAspect="1"/>
             </wp:cNvGraphicFramePr>
@@ -3910,6 +3934,115 @@
                   <pic:spPr>
                     <a:xfrm>
                       <a:off x="0" y="0"/>
+                      <a:ext cx="3830911" cy="2594545"/>
+                    </a:xfrm>
+                    <a:prstGeom prst="rect">
+                      <a:avLst/>
+                    </a:prstGeom>
+                  </pic:spPr>
+                </pic:pic>
+              </a:graphicData>
+            </a:graphic>
+          </wp:inline>
+        </w:drawing>
+      </w:r>
+    </w:p>
+    <w:p>
+      <w:pPr>
+        <w:spacing w:after="200"/>
+        <w:rPr>
+          <w:rFonts w:ascii="Times New Roman" w:hAnsi="Times New Roman" w:cs="Times New Roman"/>
+          <w:i/>
+          <w:iCs/>
+          <w:color w:val="C00000"/>
+          <w:sz w:val="24"/>
+        </w:rPr>
+      </w:pPr>
+      <w:r>
+        <w:rPr>
+          <w:rFonts w:ascii="Times New Roman" w:hAnsi="Times New Roman" w:cs="Times New Roman"/>
+          <w:noProof/>
+          <w14:ligatures w14:val="standardContextual"/>
+        </w:rPr>
+        <w:drawing>
+          <wp:inline distT="0" distB="0" distL="0" distR="0" wp14:anchorId="57EE5FAD" wp14:editId="28E4FE97">
+            <wp:extent cx="3749040" cy="1821153"/>
+            <wp:effectExtent l="0" t="0" r="3810" b="8255"/>
+            <wp:docPr id="17" name="Picture 17"/>
+            <wp:cNvGraphicFramePr>
+              <a:graphicFrameLocks xmlns:a="http://schemas.openxmlformats.org/drawingml/2006/main" noChangeAspect="1"/>
+            </wp:cNvGraphicFramePr>
+            <a:graphic xmlns:a="http://schemas.openxmlformats.org/drawingml/2006/main">
+              <a:graphicData uri="http://schemas.openxmlformats.org/drawingml/2006/picture">
+                <pic:pic xmlns:pic="http://schemas.openxmlformats.org/drawingml/2006/picture">
+                  <pic:nvPicPr>
+                    <pic:cNvPr id="1" name=""/>
+                    <pic:cNvPicPr/>
+                  </pic:nvPicPr>
+                  <pic:blipFill>
+                    <a:blip r:embed="rId28"/>
+                    <a:stretch>
+                      <a:fillRect/>
+                    </a:stretch>
+                  </pic:blipFill>
+                  <pic:spPr>
+                    <a:xfrm>
+                      <a:off x="0" y="0"/>
+                      <a:ext cx="3789038" cy="1840582"/>
+                    </a:xfrm>
+                    <a:prstGeom prst="rect">
+                      <a:avLst/>
+                    </a:prstGeom>
+                  </pic:spPr>
+                </pic:pic>
+              </a:graphicData>
+            </a:graphic>
+          </wp:inline>
+        </w:drawing>
+      </w:r>
+    </w:p>
+    <w:p>
+      <w:pPr>
+        <w:spacing w:after="200"/>
+        <w:rPr>
+          <w:rFonts w:ascii="Times New Roman" w:hAnsi="Times New Roman" w:cs="Times New Roman"/>
+          <w:i/>
+          <w:iCs/>
+          <w:color w:val="C00000"/>
+          <w:sz w:val="24"/>
+        </w:rPr>
+      </w:pPr>
+      <w:r>
+        <w:rPr>
+          <w:rFonts w:ascii="Times New Roman" w:hAnsi="Times New Roman" w:cs="Times New Roman"/>
+          <w:noProof/>
+          <w14:ligatures w14:val="standardContextual"/>
+        </w:rPr>
+        <w:lastRenderedPageBreak/>
+        <w:drawing>
+          <wp:inline distT="0" distB="0" distL="0" distR="0" wp14:anchorId="65F74E1A" wp14:editId="046037EF">
+            <wp:extent cx="3785970" cy="1897146"/>
+            <wp:effectExtent l="0" t="0" r="5080" b="8255"/>
+            <wp:docPr id="18" name="Picture 18"/>
+            <wp:cNvGraphicFramePr>
+              <a:graphicFrameLocks xmlns:a="http://schemas.openxmlformats.org/drawingml/2006/main" noChangeAspect="1"/>
+            </wp:cNvGraphicFramePr>
+            <a:graphic xmlns:a="http://schemas.openxmlformats.org/drawingml/2006/main">
+              <a:graphicData uri="http://schemas.openxmlformats.org/drawingml/2006/picture">
+                <pic:pic xmlns:pic="http://schemas.openxmlformats.org/drawingml/2006/picture">
+                  <pic:nvPicPr>
+                    <pic:cNvPr id="1" name=""/>
+                    <pic:cNvPicPr/>
+                  </pic:nvPicPr>
+                  <pic:blipFill>
+                    <a:blip r:embed="rId29"/>
+                    <a:stretch>
+                      <a:fillRect/>
+                    </a:stretch>
+                  </pic:blipFill>
+                  <pic:spPr>
+                    <a:xfrm>
+                      <a:off x="0" y="0"/>
                       <a:ext cx="3823152" cy="1915778"/>
                     </a:xfrm>
                     <a:prstGeom prst="rect">
@@ -3980,8 +4113,8 @@
           <w:sz w:val="24"/>
         </w:rPr>
         <w:pict w14:anchorId="1DA4E070">
-          <v:shape id="_x0000_i1032" type="#_x0000_t75" style="width:301.2pt;height:154.2pt">
-            <v:imagedata r:id="rId28" o:title="Screenshot_37"/>
+          <v:shape id="_x0000_i1032" type="#_x0000_t75" style="width:301.2pt;height:154.4pt">
+            <v:imagedata r:id="rId30" o:title="Screenshot_37"/>
           </v:shape>
         </w:pict>
       </w:r>
@@ -3994,8 +4127,8 @@
           <w:sz w:val="24"/>
         </w:rPr>
         <w:pict w14:anchorId="772BAC04">
-          <v:shape id="_x0000_i1033" type="#_x0000_t75" style="width:302.4pt;height:156.6pt">
-            <v:imagedata r:id="rId29" o:title="Screenshot_38"/>
+          <v:shape id="_x0000_i1033" type="#_x0000_t75" style="width:302.4pt;height:156.8pt">
+            <v:imagedata r:id="rId31" o:title="Screenshot_38"/>
           </v:shape>
         </w:pict>
       </w:r>
@@ -4008,8 +4141,8 @@
           <w:sz w:val="24"/>
         </w:rPr>
         <w:pict w14:anchorId="4450D13F">
-          <v:shape id="_x0000_i1034" type="#_x0000_t75" style="width:304.8pt;height:153pt">
-            <v:imagedata r:id="rId30" o:title="Screenshot_36"/>
+          <v:shape id="_x0000_i1034" type="#_x0000_t75" style="width:304.8pt;height:153.2pt">
+            <v:imagedata r:id="rId32" o:title="Screenshot_36"/>
           </v:shape>
         </w:pict>
       </w:r>
@@ -4028,20 +4161,135 @@
         <w:spacing w:after="120"/>
         <w:rPr>
           <w:rFonts w:ascii="Times New Roman" w:hAnsi="Times New Roman" w:cs="Times New Roman"/>
-          <w:sz w:val="24"/>
-          <w:lang w:val="ru-RU"/>
-        </w:rPr>
-      </w:pPr>
-      <w:r>
-        <w:rPr>
-          <w:rFonts w:ascii="Times New Roman" w:hAnsi="Times New Roman" w:cs="Times New Roman"/>
           <w:b/>
           <w:bCs/>
           <w:sz w:val="24"/>
           <w:lang w:val="ru-RU"/>
         </w:rPr>
+      </w:pPr>
+      <w:r>
+        <w:rPr>
+          <w:rFonts w:ascii="Times New Roman" w:hAnsi="Times New Roman" w:cs="Times New Roman"/>
+          <w:b/>
+          <w:bCs/>
+          <w:sz w:val="24"/>
+          <w:lang w:val="ru-RU"/>
+        </w:rPr>
         <w:t>Эксперимент 2</w:t>
       </w:r>
+    </w:p>
+    <w:p>
+      <w:pPr>
+        <w:spacing w:after="120"/>
+        <w:rPr>
+          <w:rFonts w:ascii="Times New Roman" w:hAnsi="Times New Roman" w:cs="Times New Roman"/>
+          <w:bCs/>
+          <w:sz w:val="24"/>
+          <w:lang w:val="ru-RU"/>
+        </w:rPr>
+      </w:pPr>
+      <w:r>
+        <w:rPr>
+          <w:rFonts w:ascii="Times New Roman" w:hAnsi="Times New Roman" w:cs="Times New Roman"/>
+          <w:bCs/>
+          <w:sz w:val="24"/>
+          <w:lang w:val="ru-RU"/>
+        </w:rPr>
+        <w:t>В итоге так и не получилось словить несчастную 503, предполагаю что это впринице невозможно с моими параметрами</w:t>
+      </w:r>
+    </w:p>
+    <w:p>
+      <w:pPr>
+        <w:spacing w:after="120"/>
+        <w:rPr>
+          <w:rFonts w:ascii="Times New Roman" w:hAnsi="Times New Roman" w:cs="Times New Roman"/>
+          <w:bCs/>
+          <w:sz w:val="24"/>
+          <w:lang w:val="ru-RU"/>
+        </w:rPr>
+      </w:pPr>
+      <w:r>
+        <w:rPr>
+          <w:rFonts w:ascii="Times New Roman" w:hAnsi="Times New Roman" w:cs="Times New Roman"/>
+          <w:bCs/>
+          <w:sz w:val="24"/>
+          <w:lang w:val="ru-RU"/>
+        </w:rPr>
+        <w:t>Далее привел таблицу где постепенно увеличивал нагрузку на сервер</w:t>
+      </w:r>
+    </w:p>
+    <w:p>
+      <w:pPr>
+        <w:spacing w:after="120"/>
+        <w:rPr>
+          <w:rFonts w:ascii="Times New Roman" w:hAnsi="Times New Roman" w:cs="Times New Roman"/>
+          <w:bCs/>
+          <w:sz w:val="24"/>
+          <w:lang w:val="ru-RU"/>
+        </w:rPr>
+      </w:pPr>
+      <w:r>
+        <w:rPr>
+          <w:rFonts w:ascii="Times New Roman" w:hAnsi="Times New Roman" w:cs="Times New Roman"/>
+          <w:noProof/>
+          <w14:ligatures w14:val="standardContextual"/>
+        </w:rPr>
+        <w:drawing>
+          <wp:inline distT="0" distB="0" distL="0" distR="0" wp14:anchorId="36E30B6A" wp14:editId="055321B9">
+            <wp:extent cx="5731510" cy="2894330"/>
+            <wp:effectExtent l="0" t="0" r="2540" b="1270"/>
+            <wp:docPr id="22" name="Picture 22"/>
+            <wp:cNvGraphicFramePr>
+              <a:graphicFrameLocks xmlns:a="http://schemas.openxmlformats.org/drawingml/2006/main" noChangeAspect="1"/>
+            </wp:cNvGraphicFramePr>
+            <a:graphic xmlns:a="http://schemas.openxmlformats.org/drawingml/2006/main">
+              <a:graphicData uri="http://schemas.openxmlformats.org/drawingml/2006/picture">
+                <pic:pic xmlns:pic="http://schemas.openxmlformats.org/drawingml/2006/picture">
+                  <pic:nvPicPr>
+                    <pic:cNvPr id="1" name=""/>
+                    <pic:cNvPicPr/>
+                  </pic:nvPicPr>
+                  <pic:blipFill>
+                    <a:blip r:embed="rId33"/>
+                    <a:stretch>
+                      <a:fillRect/>
+                    </a:stretch>
+                  </pic:blipFill>
+                  <pic:spPr>
+                    <a:xfrm>
+                      <a:off x="0" y="0"/>
+                      <a:ext cx="5731510" cy="2894330"/>
+                    </a:xfrm>
+                    <a:prstGeom prst="rect">
+                      <a:avLst/>
+                    </a:prstGeom>
+                  </pic:spPr>
+                </pic:pic>
+              </a:graphicData>
+            </a:graphic>
+          </wp:inline>
+        </w:drawing>
+      </w:r>
+    </w:p>
+    <w:p>
+      <w:pPr>
+        <w:spacing w:after="120"/>
+        <w:rPr>
+          <w:rFonts w:ascii="Times New Roman" w:hAnsi="Times New Roman" w:cs="Times New Roman"/>
+          <w:sz w:val="24"/>
+          <w:lang w:val="ru-RU"/>
+        </w:rPr>
+      </w:pPr>
+    </w:p>
+    <w:p>
+      <w:pPr>
+        <w:spacing w:after="120"/>
+        <w:rPr>
+          <w:rFonts w:ascii="Times New Roman" w:hAnsi="Times New Roman" w:cs="Times New Roman"/>
+          <w:sz w:val="24"/>
+          <w:lang w:val="ru-RU"/>
+        </w:rPr>
+      </w:pPr>
     </w:p>
     <w:p>
       <w:pPr>
@@ -4063,7 +4311,6 @@
           <w:szCs w:val="22"/>
           <w:lang w:val="ru-RU"/>
         </w:rPr>
-        <w:lastRenderedPageBreak/>
         <w:t>В ходе стресс-тестирования HTTP 503 не был зафиксирован вплоть до 224 пользователей. Однако уже при нагрузке 32 пользователя (640 запросов/мин) среднее время ответа превысило 620 мс (621 мс), а доля ошибок достигла 49%. При нагрузке 40 пользователей (800 запросов/мин) среднее время ответа составило</w:t>
       </w:r>
       <w:r>
@@ -4089,6 +4336,70 @@
     </w:p>
     <w:p>
       <w:pPr>
+        <w:rPr>
+          <w:rFonts w:ascii="Times New Roman" w:hAnsi="Times New Roman" w:cs="Times New Roman"/>
+          <w:lang w:val="ru-RU"/>
+        </w:rPr>
+      </w:pPr>
+    </w:p>
+    <w:p>
+      <w:pPr>
+        <w:rPr>
+          <w:rFonts w:ascii="Times New Roman" w:hAnsi="Times New Roman" w:cs="Times New Roman"/>
+          <w:lang w:val="ru-RU"/>
+        </w:rPr>
+      </w:pPr>
+    </w:p>
+    <w:p>
+      <w:pPr>
+        <w:rPr>
+          <w:rFonts w:ascii="Times New Roman" w:hAnsi="Times New Roman" w:cs="Times New Roman"/>
+          <w:lang w:val="ru-RU"/>
+        </w:rPr>
+      </w:pPr>
+    </w:p>
+    <w:p>
+      <w:pPr>
+        <w:rPr>
+          <w:rFonts w:ascii="Times New Roman" w:hAnsi="Times New Roman" w:cs="Times New Roman"/>
+          <w:lang w:val="ru-RU"/>
+        </w:rPr>
+      </w:pPr>
+    </w:p>
+    <w:p>
+      <w:pPr>
+        <w:rPr>
+          <w:rFonts w:ascii="Times New Roman" w:hAnsi="Times New Roman" w:cs="Times New Roman"/>
+          <w:lang w:val="ru-RU"/>
+        </w:rPr>
+      </w:pPr>
+    </w:p>
+    <w:p>
+      <w:pPr>
+        <w:rPr>
+          <w:rFonts w:ascii="Times New Roman" w:hAnsi="Times New Roman" w:cs="Times New Roman"/>
+          <w:lang w:val="ru-RU"/>
+        </w:rPr>
+      </w:pPr>
+    </w:p>
+    <w:p>
+      <w:pPr>
+        <w:rPr>
+          <w:rFonts w:ascii="Times New Roman" w:hAnsi="Times New Roman" w:cs="Times New Roman"/>
+          <w:lang w:val="ru-RU"/>
+        </w:rPr>
+      </w:pPr>
+    </w:p>
+    <w:p>
+      <w:pPr>
+        <w:rPr>
+          <w:rFonts w:ascii="Times New Roman" w:hAnsi="Times New Roman" w:cs="Times New Roman"/>
+          <w:lang w:val="ru-RU"/>
+        </w:rPr>
+      </w:pPr>
+    </w:p>
+    <w:p>
+      <w:pPr>
         <w:pStyle w:val="Heading2"/>
         <w:spacing w:before="280" w:after="160"/>
         <w:rPr>
@@ -4103,6 +4414,7 @@
           <w:sz w:val="36"/>
           <w:lang w:val="ru-RU"/>
         </w:rPr>
+        <w:lastRenderedPageBreak/>
         <w:t>График</w:t>
       </w:r>
       <w:r>
@@ -4120,6 +4432,106 @@
           <w:lang w:val="ru-RU"/>
         </w:rPr>
         <w:t xml:space="preserve"> для выбранной конфигурации</w:t>
+      </w:r>
+    </w:p>
+    <w:p>
+      <w:pPr>
+        <w:rPr>
+          <w:rFonts w:ascii="Times New Roman" w:hAnsi="Times New Roman" w:cs="Times New Roman"/>
+          <w:lang w:val="ru-RU"/>
+        </w:rPr>
+      </w:pPr>
+      <w:r>
+        <w:rPr>
+          <w:rFonts w:ascii="Times New Roman" w:hAnsi="Times New Roman" w:cs="Times New Roman"/>
+          <w:noProof/>
+          <w14:ligatures w14:val="standardContextual"/>
+        </w:rPr>
+        <w:drawing>
+          <wp:inline distT="0" distB="0" distL="0" distR="0" wp14:anchorId="5419D9D9" wp14:editId="53345963">
+            <wp:extent cx="5731510" cy="3145790"/>
+            <wp:effectExtent l="0" t="0" r="2540" b="0"/>
+            <wp:docPr id="20" name="Picture 20"/>
+            <wp:cNvGraphicFramePr>
+              <a:graphicFrameLocks xmlns:a="http://schemas.openxmlformats.org/drawingml/2006/main" noChangeAspect="1"/>
+            </wp:cNvGraphicFramePr>
+            <a:graphic xmlns:a="http://schemas.openxmlformats.org/drawingml/2006/main">
+              <a:graphicData uri="http://schemas.openxmlformats.org/drawingml/2006/picture">
+                <pic:pic xmlns:pic="http://schemas.openxmlformats.org/drawingml/2006/picture">
+                  <pic:nvPicPr>
+                    <pic:cNvPr id="1" name=""/>
+                    <pic:cNvPicPr/>
+                  </pic:nvPicPr>
+                  <pic:blipFill>
+                    <a:blip r:embed="rId34"/>
+                    <a:stretch>
+                      <a:fillRect/>
+                    </a:stretch>
+                  </pic:blipFill>
+                  <pic:spPr>
+                    <a:xfrm>
+                      <a:off x="0" y="0"/>
+                      <a:ext cx="5731510" cy="3145790"/>
+                    </a:xfrm>
+                    <a:prstGeom prst="rect">
+                      <a:avLst/>
+                    </a:prstGeom>
+                  </pic:spPr>
+                </pic:pic>
+              </a:graphicData>
+            </a:graphic>
+          </wp:inline>
+        </w:drawing>
+      </w:r>
+    </w:p>
+    <w:p>
+      <w:pPr>
+        <w:rPr>
+          <w:rFonts w:ascii="Times New Roman" w:hAnsi="Times New Roman" w:cs="Times New Roman"/>
+          <w:lang w:val="ru-RU"/>
+        </w:rPr>
+      </w:pPr>
+      <w:r>
+        <w:rPr>
+          <w:rFonts w:ascii="Times New Roman" w:hAnsi="Times New Roman" w:cs="Times New Roman"/>
+          <w:noProof/>
+          <w14:ligatures w14:val="standardContextual"/>
+        </w:rPr>
+        <w:drawing>
+          <wp:inline distT="0" distB="0" distL="0" distR="0" wp14:anchorId="7410A74E" wp14:editId="28D4F828">
+            <wp:extent cx="5731510" cy="2759710"/>
+            <wp:effectExtent l="0" t="0" r="2540" b="2540"/>
+            <wp:docPr id="21" name="Picture 21"/>
+            <wp:cNvGraphicFramePr>
+              <a:graphicFrameLocks xmlns:a="http://schemas.openxmlformats.org/drawingml/2006/main" noChangeAspect="1"/>
+            </wp:cNvGraphicFramePr>
+            <a:graphic xmlns:a="http://schemas.openxmlformats.org/drawingml/2006/main">
+              <a:graphicData uri="http://schemas.openxmlformats.org/drawingml/2006/picture">
+                <pic:pic xmlns:pic="http://schemas.openxmlformats.org/drawingml/2006/picture">
+                  <pic:nvPicPr>
+                    <pic:cNvPr id="1" name=""/>
+                    <pic:cNvPicPr/>
+                  </pic:nvPicPr>
+                  <pic:blipFill>
+                    <a:blip r:embed="rId35"/>
+                    <a:stretch>
+                      <a:fillRect/>
+                    </a:stretch>
+                  </pic:blipFill>
+                  <pic:spPr>
+                    <a:xfrm>
+                      <a:off x="0" y="0"/>
+                      <a:ext cx="5731510" cy="2759710"/>
+                    </a:xfrm>
+                    <a:prstGeom prst="rect">
+                      <a:avLst/>
+                    </a:prstGeom>
+                  </pic:spPr>
+                </pic:pic>
+              </a:graphicData>
+            </a:graphic>
+          </wp:inline>
+        </w:drawing>
       </w:r>
     </w:p>
     <w:p>
@@ -4127,6 +4539,53 @@
         <w:pStyle w:val="Heading1"/>
         <w:spacing w:before="280" w:after="160"/>
         <w:rPr>
+          <w:rFonts w:ascii="Times New Roman" w:eastAsiaTheme="minorHAnsi" w:hAnsi="Times New Roman" w:cs="Times New Roman"/>
+          <w:color w:val="auto"/>
+          <w:sz w:val="22"/>
+          <w:szCs w:val="22"/>
+          <w:lang w:val="ru-RU"/>
+        </w:rPr>
+      </w:pPr>
+      <w:r>
+        <w:rPr>
+          <w:rFonts w:ascii="Times New Roman" w:eastAsiaTheme="minorHAnsi" w:hAnsi="Times New Roman" w:cs="Times New Roman"/>
+          <w:color w:val="auto"/>
+          <w:sz w:val="22"/>
+          <w:szCs w:val="22"/>
+          <w:lang w:val="ru-RU"/>
+        </w:rPr>
+        <w:lastRenderedPageBreak/>
+        <w:t xml:space="preserve">Были написаны скрипты на Python для автоматизации стресс-тестирования: генерация JMX-планов, запуск JMeter, анализ JTL-файлов и построение графиков </w:t>
+      </w:r>
+    </w:p>
+    <w:p>
+      <w:pPr>
+        <w:pStyle w:val="Heading1"/>
+        <w:spacing w:before="280" w:after="160"/>
+        <w:rPr>
+          <w:rFonts w:ascii="Times New Roman" w:eastAsiaTheme="minorHAnsi" w:hAnsi="Times New Roman" w:cs="Times New Roman"/>
+          <w:color w:val="auto"/>
+          <w:sz w:val="22"/>
+          <w:szCs w:val="22"/>
+          <w:lang w:val="ru-RU"/>
+        </w:rPr>
+      </w:pPr>
+      <w:r>
+        <w:rPr>
+          <w:rFonts w:ascii="Times New Roman" w:eastAsiaTheme="minorHAnsi" w:hAnsi="Times New Roman" w:cs="Times New Roman"/>
+          <w:color w:val="auto"/>
+          <w:sz w:val="22"/>
+          <w:szCs w:val="22"/>
+          <w:lang w:val="ru-RU"/>
+        </w:rPr>
+        <w:t>Количество ошибок по увеличению юзеров:</w:t>
+      </w:r>
+    </w:p>
+    <w:p>
+      <w:pPr>
+        <w:pStyle w:val="Heading1"/>
+        <w:spacing w:before="280" w:after="160"/>
+        <w:rPr>
           <w:rFonts w:ascii="Times New Roman" w:hAnsi="Times New Roman" w:cs="Times New Roman"/>
           <w:sz w:val="44"/>
         </w:rPr>
@@ -4136,13 +4595,35 @@
           <w:rFonts w:ascii="Times New Roman" w:hAnsi="Times New Roman" w:cs="Times New Roman"/>
           <w:sz w:val="44"/>
         </w:rPr>
-        <w:lastRenderedPageBreak/>
         <w:pict w14:anchorId="086727CE">
           <v:shape id="_x0000_i1035" type="#_x0000_t75" style="width:306pt;height:171.6pt">
-            <v:imagedata r:id="rId31" o:title="until_503_error_rate_vs_users"/>
+            <v:imagedata r:id="rId36" o:title="until_503_error_rate_vs_users"/>
           </v:shape>
         </w:pict>
       </w:r>
+    </w:p>
+    <w:p>
+      <w:pPr>
+        <w:rPr>
+          <w:rFonts w:ascii="Times New Roman" w:hAnsi="Times New Roman" w:cs="Times New Roman"/>
+          <w:lang w:val="ru-RU"/>
+        </w:rPr>
+      </w:pPr>
+      <w:r>
+        <w:rPr>
+          <w:rFonts w:ascii="Times New Roman" w:hAnsi="Times New Roman" w:cs="Times New Roman"/>
+          <w:lang w:val="ru-RU"/>
+        </w:rPr>
+        <w:t>Количество 503 ошибок:</w:t>
+      </w:r>
+    </w:p>
+    <w:p>
+      <w:pPr>
+        <w:rPr>
+          <w:rFonts w:ascii="Times New Roman" w:hAnsi="Times New Roman" w:cs="Times New Roman"/>
+          <w:sz w:val="44"/>
+        </w:rPr>
+      </w:pPr>
       <w:r>
         <w:rPr>
           <w:rFonts w:ascii="Times New Roman" w:hAnsi="Times New Roman" w:cs="Times New Roman"/>
@@ -4150,32 +4631,46 @@
         </w:rPr>
         <w:pict w14:anchorId="20375073">
           <v:shape id="_x0000_i1036" type="#_x0000_t75" style="width:297.6pt;height:166.8pt">
-            <v:imagedata r:id="rId32" o:title="until_503_http_503_count_vs_users"/>
+            <v:imagedata r:id="rId37" o:title="until_503_http_503_count_vs_users"/>
           </v:shape>
         </w:pict>
       </w:r>
-      <w:r>
+    </w:p>
+    <w:p>
+      <w:pPr>
+        <w:rPr>
+          <w:rFonts w:ascii="Times New Roman" w:hAnsi="Times New Roman" w:cs="Times New Roman"/>
+          <w:lang w:val="ru-RU"/>
+        </w:rPr>
+      </w:pPr>
+      <w:r>
+        <w:rPr>
+          <w:rFonts w:ascii="Times New Roman" w:hAnsi="Times New Roman" w:cs="Times New Roman"/>
+          <w:lang w:val="ru-RU"/>
+        </w:rPr>
+        <w:t>Время отклика:</w:t>
+      </w:r>
+      <w:bookmarkStart w:id="0" w:name="_GoBack"/>
+      <w:bookmarkEnd w:id="0"/>
+    </w:p>
+    <w:p>
+      <w:pPr>
         <w:rPr>
           <w:rFonts w:ascii="Times New Roman" w:hAnsi="Times New Roman" w:cs="Times New Roman"/>
           <w:sz w:val="44"/>
         </w:rPr>
+      </w:pPr>
+      <w:r>
+        <w:rPr>
+          <w:rFonts w:ascii="Times New Roman" w:hAnsi="Times New Roman" w:cs="Times New Roman"/>
+          <w:sz w:val="44"/>
+        </w:rPr>
         <w:pict w14:anchorId="02BD6608">
-          <v:shape id="_x0000_i1037" type="#_x0000_t75" style="width:309pt;height:173.4pt">
-            <v:imagedata r:id="rId33" o:title="until_503_response_time_vs_users"/>
+          <v:shape id="_x0000_i1037" type="#_x0000_t75" style="width:309.2pt;height:173.6pt">
+            <v:imagedata r:id="rId38" o:title="until_503_response_time_vs_users"/>
           </v:shape>
         </w:pict>
       </w:r>
-      <w:r>
-        <w:rPr>
-          <w:rFonts w:ascii="Times New Roman" w:hAnsi="Times New Roman" w:cs="Times New Roman"/>
-          <w:sz w:val="44"/>
-        </w:rPr>
-        <w:pict w14:anchorId="0EA55C6F">
-          <v:shape id="_x0000_i1038" type="#_x0000_t75" style="width:301.8pt;height:169.2pt">
-            <v:imagedata r:id="rId34" o:title="until_503_throughput_rpm_vs_users"/>
-          </v:shape>
-        </w:pict>
-      </w:r>
     </w:p>
     <w:p>
       <w:pPr>
@@ -4245,8 +4740,6 @@
         </w:rPr>
         <w:t>. Были настроены сценарии тестирования, выполнена генерация нагрузки и проведён анализ основных показателей производительности системы.</w:t>
       </w:r>
-      <w:bookmarkStart w:id="0" w:name="_GoBack"/>
-      <w:bookmarkEnd w:id="0"/>
     </w:p>
     <w:sectPr>
       <w:pgSz w:w="11906" w:h="16838"/>
@@ -6994,7 +7487,7 @@
 </file>
 
 <file path=customXml/itemProps1.xml><?xml version="1.0" encoding="utf-8"?>
-<ds:datastoreItem xmlns:ds="http://schemas.openxmlformats.org/officeDocument/2006/customXml" ds:itemID="{70A6E641-C1CB-4A80-A92D-81163A14D992}">
+<ds:datastoreItem xmlns:ds="http://schemas.openxmlformats.org/officeDocument/2006/customXml" ds:itemID="{0D92A846-48F7-4D3C-94A8-79491C4E2536}">
   <ds:schemaRefs>
     <ds:schemaRef ds:uri="http://schemas.openxmlformats.org/officeDocument/2006/bibliography"/>
   </ds:schemaRefs>
